--- a/ADG/최종실습시험/06_역할전환과_종합운영/06_역할전환과_종합운영_문제지.docx
+++ b/ADG/최종실습시험/06_역할전환과_종합운영/06_역할전환과_종합운영_문제지.docx
@@ -38,7 +38,23 @@
           <w:b w:val="0"/>
           <w:sz w:val="20"/>
         </w:rPr>
-        <w:t>이 시험은 Active Data Guard 과정 16장에서 다룬 역할 전환 전 과정과, 1~15장을 통합한 종합 운영을 다룬다. **이 과정의 마지막 시험**이며, 앞의 다섯 시험에서 쌓은 판정 능력을 실제 사고 상황에 적용하는 것이 목표다.</w:t>
+        <w:t xml:space="preserve">이 시험은 Active Data Guard 과정 16장에서 다룬 역할 전환 전 과정과, 1~15장을 통합한 종합 운영을 다룬다. </w:t>
+      </w:r>
+      <w:r>
+        <w:rPr>
+          <w:rFonts w:ascii="맑은 고딕" w:hAnsi="맑은 고딕" w:eastAsia="맑은 고딕"/>
+          <w:b w:val="0"/>
+          <w:sz w:val="20"/>
+        </w:rPr>
+        <w:t xml:space="preserve">이 과정의 마지막 시험</w:t>
+      </w:r>
+      <w:r>
+        <w:rPr>
+          <w:rFonts w:ascii="맑은 고딕" w:hAnsi="맑은 고딕" w:eastAsia="맑은 고딕"/>
+          <w:b w:val="0"/>
+          <w:sz w:val="20"/>
+        </w:rPr>
+        <w:t xml:space="preserve">이며, 앞의 다섯 시험에서 쌓은 판정 능력을 실제 사고 상황에 적용하는 것이 목표다.</w:t>
       </w:r>
     </w:p>
     <w:p>
@@ -51,7 +67,31 @@
           <w:b w:val="0"/>
           <w:sz w:val="20"/>
         </w:rPr>
-        <w:t>Section 1~4 는 **실제로 역할을 바꾼다.** Switchover 는 왕복이 설계에 들어 있고, Failover 는 Reinstate 로 되살리며, Fast-Start Failover 는 자동 재편입으로 복귀한다. **모두 되돌릴 수 있는 범위이지만 짝이 되는 과제를 반드시 이어서 수행해야 한다.**</w:t>
+        <w:t xml:space="preserve">Section 1~4 는 </w:t>
+      </w:r>
+      <w:r>
+        <w:rPr>
+          <w:rFonts w:ascii="맑은 고딕" w:hAnsi="맑은 고딕" w:eastAsia="맑은 고딕"/>
+          <w:b w:val="0"/>
+          <w:sz w:val="20"/>
+        </w:rPr>
+        <w:t xml:space="preserve">실제로 역할을 바꾼다.</w:t>
+      </w:r>
+      <w:r>
+        <w:rPr>
+          <w:rFonts w:ascii="맑은 고딕" w:hAnsi="맑은 고딕" w:eastAsia="맑은 고딕"/>
+          <w:b w:val="0"/>
+          <w:sz w:val="20"/>
+        </w:rPr>
+        <w:t xml:space="preserve"> Switchover 는 왕복이 설계에 들어 있고, Failover 는 Reinstate 로 되살리며, Fast-Start Failover 는 자동 재편입으로 복귀한다. </w:t>
+      </w:r>
+      <w:r>
+        <w:rPr>
+          <w:rFonts w:ascii="맑은 고딕" w:hAnsi="맑은 고딕" w:eastAsia="맑은 고딕"/>
+          <w:b w:val="0"/>
+          <w:sz w:val="20"/>
+        </w:rPr>
+        <w:t xml:space="preserve">모두 되돌릴 수 있는 범위이지만 짝이 되는 과제를 반드시 이어서 수행해야 한다.</w:t>
       </w:r>
     </w:p>
     <w:p>
@@ -64,7 +104,39 @@
           <w:b w:val="0"/>
           <w:sz w:val="20"/>
         </w:rPr>
-        <w:t>모든 과제는 수행 명령과 함께 판정 근거를 요구한다. 오류를 재현하라는 과제에서는 **오류 번호를 그대로 기록**해야 하며, **소요 시간을 측정하라는 과제에서는 초 단위로 제시**해야 한다.</w:t>
+        <w:t xml:space="preserve">모든 과제는 수행 명령과 함께 판정 근거를 요구한다. 오류를 재현하라는 과제에서는 </w:t>
+      </w:r>
+      <w:r>
+        <w:rPr>
+          <w:rFonts w:ascii="맑은 고딕" w:hAnsi="맑은 고딕" w:eastAsia="맑은 고딕"/>
+          <w:b w:val="0"/>
+          <w:sz w:val="20"/>
+        </w:rPr>
+        <w:t xml:space="preserve">오류 번호를 그대로 기록</w:t>
+      </w:r>
+      <w:r>
+        <w:rPr>
+          <w:rFonts w:ascii="맑은 고딕" w:hAnsi="맑은 고딕" w:eastAsia="맑은 고딕"/>
+          <w:b w:val="0"/>
+          <w:sz w:val="20"/>
+        </w:rPr>
+        <w:t xml:space="preserve">해야 하며, </w:t>
+      </w:r>
+      <w:r>
+        <w:rPr>
+          <w:rFonts w:ascii="맑은 고딕" w:hAnsi="맑은 고딕" w:eastAsia="맑은 고딕"/>
+          <w:b w:val="0"/>
+          <w:sz w:val="20"/>
+        </w:rPr>
+        <w:t xml:space="preserve">소요 시간을 측정하라는 과제에서는 초 단위로 제시</w:t>
+      </w:r>
+      <w:r>
+        <w:rPr>
+          <w:rFonts w:ascii="맑은 고딕" w:hAnsi="맑은 고딕" w:eastAsia="맑은 고딕"/>
+          <w:b w:val="0"/>
+          <w:sz w:val="20"/>
+        </w:rPr>
+        <w:t xml:space="preserve">해야 한다.</w:t>
       </w:r>
     </w:p>
     <w:p>
@@ -275,7 +347,15 @@
                 <w:b w:val="0"/>
                 <w:sz w:val="19"/>
               </w:rPr>
-              <w:t>farsync-srv (172.16.225.62) — **인스턴스 없이 오라클 소프트웨어만 있다**</w:t>
+              <w:t xml:space="preserve">farsync-srv (172.16.225.62) — </w:t>
+            </w:r>
+            <w:r>
+              <w:rPr>
+                <w:rFonts w:ascii="맑은 고딕" w:hAnsi="맑은 고딕" w:eastAsia="맑은 고딕"/>
+                <w:b w:val="0"/>
+                <w:sz w:val="19"/>
+              </w:rPr>
+              <w:t xml:space="preserve">인스턴스 없이 오라클 소프트웨어만 있다</w:t>
             </w:r>
           </w:p>
         </w:tc>
@@ -313,7 +393,39 @@
                 <w:b w:val="0"/>
                 <w:sz w:val="19"/>
               </w:rPr>
-              <w:t>구성 `dg_chicago` 가 활성 상태(`SUCCESS`), MaxPerformance</w:t>
+              <w:t xml:space="preserve">구성 </w:t>
+            </w:r>
+            <w:r>
+              <w:rPr>
+                <w:rFonts w:ascii="Consolas" w:hAnsi="Consolas" w:eastAsia="맑은 고딕"/>
+                <w:b w:val="0"/>
+                <w:sz w:val="19"/>
+              </w:rPr>
+              <w:t xml:space="preserve">dg_chicago</w:t>
+            </w:r>
+            <w:r>
+              <w:rPr>
+                <w:rFonts w:ascii="맑은 고딕" w:hAnsi="맑은 고딕" w:eastAsia="맑은 고딕"/>
+                <w:b w:val="0"/>
+                <w:sz w:val="19"/>
+              </w:rPr>
+              <w:t xml:space="preserve"> 가 활성 상태(</w:t>
+            </w:r>
+            <w:r>
+              <w:rPr>
+                <w:rFonts w:ascii="Consolas" w:hAnsi="Consolas" w:eastAsia="맑은 고딕"/>
+                <w:b w:val="0"/>
+                <w:sz w:val="19"/>
+              </w:rPr>
+              <w:t xml:space="preserve">SUCCESS</w:t>
+            </w:r>
+            <w:r>
+              <w:rPr>
+                <w:rFonts w:ascii="맑은 고딕" w:hAnsi="맑은 고딕" w:eastAsia="맑은 고딕"/>
+                <w:b w:val="0"/>
+                <w:sz w:val="19"/>
+              </w:rPr>
+              <w:t xml:space="preserve">), MaxPerformance</w:t>
             </w:r>
           </w:p>
         </w:tc>
@@ -329,11 +441,11 @@
             </w:pPr>
             <w:r>
               <w:rPr>
-                <w:rFonts w:ascii="맑은 고딕" w:hAnsi="맑은 고딕" w:eastAsia="맑은 고딕"/>
+                <w:rFonts w:ascii="Consolas" w:hAnsi="Consolas" w:eastAsia="맑은 고딕"/>
                 <w:b w:val="0"/>
                 <w:sz w:val="19"/>
               </w:rPr>
-              <w:t>`FLASHBACK_ON`</w:t>
+              <w:t xml:space="preserve">FLASHBACK_ON</w:t>
             </w:r>
           </w:p>
         </w:tc>
@@ -351,7 +463,15 @@
                 <w:b w:val="0"/>
                 <w:sz w:val="19"/>
               </w:rPr>
-              <w:t>**NO** — Section 3 에서 켠다</w:t>
+              <w:t xml:space="preserve">NO</w:t>
+            </w:r>
+            <w:r>
+              <w:rPr>
+                <w:rFonts w:ascii="맑은 고딕" w:hAnsi="맑은 고딕" w:eastAsia="맑은 고딕"/>
+                <w:b w:val="0"/>
+                <w:sz w:val="19"/>
+              </w:rPr>
+              <w:t xml:space="preserve"> — Section 3 에서 켠다</w:t>
             </w:r>
           </w:p>
         </w:tc>
@@ -389,7 +509,31 @@
                 <w:b w:val="0"/>
                 <w:sz w:val="19"/>
               </w:rPr>
-              <w:t>양쪽에 `&lt;이름&gt;` 과 `&lt;이름&gt;_DGMGRL`</w:t>
+              <w:t xml:space="preserve">양쪽에 </w:t>
+            </w:r>
+            <w:r>
+              <w:rPr>
+                <w:rFonts w:ascii="Consolas" w:hAnsi="Consolas" w:eastAsia="맑은 고딕"/>
+                <w:b w:val="0"/>
+                <w:sz w:val="19"/>
+              </w:rPr>
+              <w:t xml:space="preserve">&lt;이름&gt;</w:t>
+            </w:r>
+            <w:r>
+              <w:rPr>
+                <w:rFonts w:ascii="맑은 고딕" w:hAnsi="맑은 고딕" w:eastAsia="맑은 고딕"/>
+                <w:b w:val="0"/>
+                <w:sz w:val="19"/>
+              </w:rPr>
+              <w:t xml:space="preserve"> 과 </w:t>
+            </w:r>
+            <w:r>
+              <w:rPr>
+                <w:rFonts w:ascii="Consolas" w:hAnsi="Consolas" w:eastAsia="맑은 고딕"/>
+                <w:b w:val="0"/>
+                <w:sz w:val="19"/>
+              </w:rPr>
+              <w:t xml:space="preserve">&lt;이름&gt;_DGMGRL</w:t>
             </w:r>
           </w:p>
         </w:tc>
@@ -1153,7 +1297,23 @@
           <w:b w:val="0"/>
           <w:sz w:val="20"/>
         </w:rPr>
-        <w:t>70점 이상을 통과 기준으로 한다. **이 시험은 네 시간짜리다.** 역할 전환이 여섯 번(Switchover 2회, SQL 사고 복구 1회, Failover 1회, FSFO 자동 1회, 재편입 1회) 일어나므로 시간을 넉넉히 잡는다.</w:t>
+        <w:t xml:space="preserve">70점 이상을 통과 기준으로 한다. </w:t>
+      </w:r>
+      <w:r>
+        <w:rPr>
+          <w:rFonts w:ascii="맑은 고딕" w:hAnsi="맑은 고딕" w:eastAsia="맑은 고딕"/>
+          <w:b w:val="0"/>
+          <w:sz w:val="20"/>
+        </w:rPr>
+        <w:t xml:space="preserve">이 시험은 네 시간짜리다.</w:t>
+      </w:r>
+      <w:r>
+        <w:rPr>
+          <w:rFonts w:ascii="맑은 고딕" w:hAnsi="맑은 고딕" w:eastAsia="맑은 고딕"/>
+          <w:b w:val="0"/>
+          <w:sz w:val="20"/>
+        </w:rPr>
+        <w:t xml:space="preserve"> 역할 전환이 여섯 번(Switchover 2회, SQL 사고 복구 1회, Failover 1회, FSFO 자동 1회, 재편입 1회) 일어나므로 시간을 넉넉히 잡는다.</w:t>
       </w:r>
     </w:p>
     <w:p>
@@ -1194,7 +1354,23 @@
           <w:b w:val="0"/>
           <w:sz w:val="20"/>
         </w:rPr>
-        <w:t>- **2번과 3번은 하나의 작업이다.** 2번에서 역할이 바뀌고 3번에서 되돌린다. 2번만 하고 종료하면 이후가 모두 어긋난다.</w:t>
+        <w:t xml:space="preserve">- </w:t>
+      </w:r>
+      <w:r>
+        <w:rPr>
+          <w:rFonts w:ascii="맑은 고딕" w:hAnsi="맑은 고딕" w:eastAsia="맑은 고딕"/>
+          <w:b w:val="0"/>
+          <w:sz w:val="20"/>
+        </w:rPr>
+        <w:t xml:space="preserve">2번과 3번은 하나의 작업이다.</w:t>
+      </w:r>
+      <w:r>
+        <w:rPr>
+          <w:rFonts w:ascii="맑은 고딕" w:hAnsi="맑은 고딕" w:eastAsia="맑은 고딕"/>
+          <w:b w:val="0"/>
+          <w:sz w:val="20"/>
+        </w:rPr>
+        <w:t xml:space="preserve"> 2번에서 역할이 바뀌고 3번에서 되돌린다. 2번만 하고 종료하면 이후가 모두 어긋난다.</w:t>
       </w:r>
     </w:p>
     <w:p>
@@ -1208,7 +1384,23 @@
           <w:b w:val="0"/>
           <w:sz w:val="20"/>
         </w:rPr>
-        <w:t>- **5번은 Broker 구성을 망가뜨린다.** 같은 과제 안에서 복구까지 마친다.</w:t>
+        <w:t xml:space="preserve">- </w:t>
+      </w:r>
+      <w:r>
+        <w:rPr>
+          <w:rFonts w:ascii="맑은 고딕" w:hAnsi="맑은 고딕" w:eastAsia="맑은 고딕"/>
+          <w:b w:val="0"/>
+          <w:sz w:val="20"/>
+        </w:rPr>
+        <w:t xml:space="preserve">5번은 Broker 구성을 망가뜨린다.</w:t>
+      </w:r>
+      <w:r>
+        <w:rPr>
+          <w:rFonts w:ascii="맑은 고딕" w:hAnsi="맑은 고딕" w:eastAsia="맑은 고딕"/>
+          <w:b w:val="0"/>
+          <w:sz w:val="20"/>
+        </w:rPr>
+        <w:t xml:space="preserve"> 같은 과제 안에서 복구까지 마친다.</w:t>
       </w:r>
     </w:p>
     <w:p>
@@ -1222,7 +1414,23 @@
           <w:b w:val="0"/>
           <w:sz w:val="20"/>
         </w:rPr>
-        <w:t>- **7번을 하지 않으면 9번의 Reinstate 가 불가능하다.** 플래시백이 켜져 있어야 되살릴 수 있다.</w:t>
+        <w:t xml:space="preserve">- </w:t>
+      </w:r>
+      <w:r>
+        <w:rPr>
+          <w:rFonts w:ascii="맑은 고딕" w:hAnsi="맑은 고딕" w:eastAsia="맑은 고딕"/>
+          <w:b w:val="0"/>
+          <w:sz w:val="20"/>
+        </w:rPr>
+        <w:t xml:space="preserve">7번을 하지 않으면 9번의 Reinstate 가 불가능하다.</w:t>
+      </w:r>
+      <w:r>
+        <w:rPr>
+          <w:rFonts w:ascii="맑은 고딕" w:hAnsi="맑은 고딕" w:eastAsia="맑은 고딕"/>
+          <w:b w:val="0"/>
+          <w:sz w:val="20"/>
+        </w:rPr>
+        <w:t xml:space="preserve"> 플래시백이 켜져 있어야 되살릴 수 있다.</w:t>
       </w:r>
     </w:p>
     <w:p>
@@ -1236,7 +1444,23 @@
           <w:b w:val="0"/>
           <w:sz w:val="20"/>
         </w:rPr>
-        <w:t>- **8번과 9번은 하나의 작업이다.** 8번에서 Failover 하고 9번에서 되살린다.</w:t>
+        <w:t xml:space="preserve">- </w:t>
+      </w:r>
+      <w:r>
+        <w:rPr>
+          <w:rFonts w:ascii="맑은 고딕" w:hAnsi="맑은 고딕" w:eastAsia="맑은 고딕"/>
+          <w:b w:val="0"/>
+          <w:sz w:val="20"/>
+        </w:rPr>
+        <w:t xml:space="preserve">8번과 9번은 하나의 작업이다.</w:t>
+      </w:r>
+      <w:r>
+        <w:rPr>
+          <w:rFonts w:ascii="맑은 고딕" w:hAnsi="맑은 고딕" w:eastAsia="맑은 고딕"/>
+          <w:b w:val="0"/>
+          <w:sz w:val="20"/>
+        </w:rPr>
+        <w:t xml:space="preserve"> 8번에서 Failover 하고 9번에서 되살린다.</w:t>
       </w:r>
     </w:p>
     <w:p>
@@ -1250,7 +1474,23 @@
           <w:b w:val="0"/>
           <w:sz w:val="20"/>
         </w:rPr>
-        <w:t>- **10~12번은 순서를 지킨다.** 관측자 → FSFO 활성화 → 자동 전환이며, 12번 뒤에 반드시 원복한다.</w:t>
+        <w:t xml:space="preserve">- </w:t>
+      </w:r>
+      <w:r>
+        <w:rPr>
+          <w:rFonts w:ascii="맑은 고딕" w:hAnsi="맑은 고딕" w:eastAsia="맑은 고딕"/>
+          <w:b w:val="0"/>
+          <w:sz w:val="20"/>
+        </w:rPr>
+        <w:t xml:space="preserve">10~12번은 순서를 지킨다.</w:t>
+      </w:r>
+      <w:r>
+        <w:rPr>
+          <w:rFonts w:ascii="맑은 고딕" w:hAnsi="맑은 고딕" w:eastAsia="맑은 고딕"/>
+          <w:b w:val="0"/>
+          <w:sz w:val="20"/>
+        </w:rPr>
+        <w:t xml:space="preserve"> 관측자 → FSFO 활성화 → 자동 전환이며, 12번 뒤에 반드시 원복한다.</w:t>
       </w:r>
     </w:p>
     <w:p>
@@ -1277,7 +1517,55 @@
           <w:b/>
           <w:sz w:val="19"/>
         </w:rPr>
-        <w:t>※ 이 시험의 모든 과제는 개인 실습 환경 전용이다. **역할 전환과 Failover 가 포함되어 있으며 `OPEN RESETLOGS` 로 인큐네이션이 바뀐다.** 운영 데이터베이스나 공용 서버에서는 절대 수행하지 않는다. 시작 전에 **양쪽 VM 을 정지한 상태에서 스냅샷을 뜨는 것을 강력히 권장**한다 — 9번이나 12번에서 복구에 실패하면 그것이 유일한 복귀 수단이다.</w:t>
+        <w:t xml:space="preserve">※ 이 시험의 모든 과제는 개인 실습 환경 전용이다. </w:t>
+      </w:r>
+      <w:r>
+        <w:rPr>
+          <w:rFonts w:ascii="맑은 고딕" w:hAnsi="맑은 고딕" w:eastAsia="맑은 고딕"/>
+          <w:b/>
+          <w:sz w:val="19"/>
+        </w:rPr>
+        <w:t xml:space="preserve">역할 전환과 Failover 가 포함되어 있으며 </w:t>
+      </w:r>
+      <w:r>
+        <w:rPr>
+          <w:rFonts w:ascii="Consolas" w:hAnsi="Consolas" w:eastAsia="맑은 고딕"/>
+          <w:b/>
+          <w:sz w:val="19"/>
+        </w:rPr>
+        <w:t xml:space="preserve">OPEN RESETLOGS</w:t>
+      </w:r>
+      <w:r>
+        <w:rPr>
+          <w:rFonts w:ascii="맑은 고딕" w:hAnsi="맑은 고딕" w:eastAsia="맑은 고딕"/>
+          <w:b/>
+          <w:sz w:val="19"/>
+        </w:rPr>
+        <w:t xml:space="preserve"> 로 인큐네이션이 바뀐다.</w:t>
+      </w:r>
+      <w:r>
+        <w:rPr>
+          <w:rFonts w:ascii="맑은 고딕" w:hAnsi="맑은 고딕" w:eastAsia="맑은 고딕"/>
+          <w:b/>
+          <w:sz w:val="19"/>
+        </w:rPr>
+        <w:t xml:space="preserve"> 운영 데이터베이스나 공용 서버에서는 절대 수행하지 않는다. 시작 전에 </w:t>
+      </w:r>
+      <w:r>
+        <w:rPr>
+          <w:rFonts w:ascii="맑은 고딕" w:hAnsi="맑은 고딕" w:eastAsia="맑은 고딕"/>
+          <w:b/>
+          <w:sz w:val="19"/>
+        </w:rPr>
+        <w:t xml:space="preserve">양쪽 VM 을 정지한 상태에서 스냅샷을 뜨는 것을 강력히 권장</w:t>
+      </w:r>
+      <w:r>
+        <w:rPr>
+          <w:rFonts w:ascii="맑은 고딕" w:hAnsi="맑은 고딕" w:eastAsia="맑은 고딕"/>
+          <w:b/>
+          <w:sz w:val="19"/>
+        </w:rPr>
+        <w:t xml:space="preserve">한다 — 9번이나 12번에서 복구에 실패하면 그것이 유일한 복귀 수단이다.</w:t>
       </w:r>
     </w:p>
     <w:p>
@@ -1330,7 +1618,23 @@
           <w:b w:val="0"/>
           <w:sz w:val="20"/>
         </w:rPr>
-        <w:t>- 양쪽의 `SWITCHOVER_STATUS` 를 조회할 것. 두 값이 다른 것이 정상인지 판정하고 근거를 밝힐 것</w:t>
+        <w:t xml:space="preserve">- 양쪽의 </w:t>
+      </w:r>
+      <w:r>
+        <w:rPr>
+          <w:rFonts w:ascii="Consolas" w:hAnsi="Consolas" w:eastAsia="맑은 고딕"/>
+          <w:b w:val="0"/>
+          <w:sz w:val="20"/>
+        </w:rPr>
+        <w:t xml:space="preserve">SWITCHOVER_STATUS</w:t>
+      </w:r>
+      <w:r>
+        <w:rPr>
+          <w:rFonts w:ascii="맑은 고딕" w:hAnsi="맑은 고딕" w:eastAsia="맑은 고딕"/>
+          <w:b w:val="0"/>
+          <w:sz w:val="20"/>
+        </w:rPr>
+        <w:t xml:space="preserve"> 를 조회할 것. 두 값이 다른 것이 정상인지 판정하고 근거를 밝힐 것</w:t>
       </w:r>
     </w:p>
     <w:p>
@@ -1344,7 +1648,39 @@
           <w:b w:val="0"/>
           <w:sz w:val="20"/>
         </w:rPr>
-        <w:t>- `NAME` 과 `DB_UNIQUE_NAME` 을 양쪽에서 조회할 것. 전환 후 무엇이 바뀌고 무엇이 그대로일지 예측할 것</w:t>
+        <w:t xml:space="preserve">- </w:t>
+      </w:r>
+      <w:r>
+        <w:rPr>
+          <w:rFonts w:ascii="Consolas" w:hAnsi="Consolas" w:eastAsia="맑은 고딕"/>
+          <w:b w:val="0"/>
+          <w:sz w:val="20"/>
+        </w:rPr>
+        <w:t xml:space="preserve">NAME</w:t>
+      </w:r>
+      <w:r>
+        <w:rPr>
+          <w:rFonts w:ascii="맑은 고딕" w:hAnsi="맑은 고딕" w:eastAsia="맑은 고딕"/>
+          <w:b w:val="0"/>
+          <w:sz w:val="20"/>
+        </w:rPr>
+        <w:t xml:space="preserve"> 과 </w:t>
+      </w:r>
+      <w:r>
+        <w:rPr>
+          <w:rFonts w:ascii="Consolas" w:hAnsi="Consolas" w:eastAsia="맑은 고딕"/>
+          <w:b w:val="0"/>
+          <w:sz w:val="20"/>
+        </w:rPr>
+        <w:t xml:space="preserve">DB_UNIQUE_NAME</w:t>
+      </w:r>
+      <w:r>
+        <w:rPr>
+          <w:rFonts w:ascii="맑은 고딕" w:hAnsi="맑은 고딕" w:eastAsia="맑은 고딕"/>
+          <w:b w:val="0"/>
+          <w:sz w:val="20"/>
+        </w:rPr>
+        <w:t xml:space="preserve"> 을 양쪽에서 조회할 것. 전환 후 무엇이 바뀌고 무엇이 그대로일지 예측할 것</w:t>
       </w:r>
     </w:p>
     <w:p>
@@ -1358,7 +1694,39 @@
           <w:b w:val="0"/>
           <w:sz w:val="20"/>
         </w:rPr>
-        <w:t>- `VALIDATE DATABASE` 를 실행할 것. **전환 진행의 신호가 되는 항목**을 지목할 것</w:t>
+        <w:t xml:space="preserve">- </w:t>
+      </w:r>
+      <w:r>
+        <w:rPr>
+          <w:rFonts w:ascii="Consolas" w:hAnsi="Consolas" w:eastAsia="맑은 고딕"/>
+          <w:b w:val="0"/>
+          <w:sz w:val="20"/>
+        </w:rPr>
+        <w:t xml:space="preserve">VALIDATE DATABASE</w:t>
+      </w:r>
+      <w:r>
+        <w:rPr>
+          <w:rFonts w:ascii="맑은 고딕" w:hAnsi="맑은 고딕" w:eastAsia="맑은 고딕"/>
+          <w:b w:val="0"/>
+          <w:sz w:val="20"/>
+        </w:rPr>
+        <w:t xml:space="preserve"> 를 실행할 것. </w:t>
+      </w:r>
+      <w:r>
+        <w:rPr>
+          <w:rFonts w:ascii="맑은 고딕" w:hAnsi="맑은 고딕" w:eastAsia="맑은 고딕"/>
+          <w:b w:val="0"/>
+          <w:sz w:val="20"/>
+        </w:rPr>
+        <w:t xml:space="preserve">전환 진행의 신호가 되는 항목</w:t>
+      </w:r>
+      <w:r>
+        <w:rPr>
+          <w:rFonts w:ascii="맑은 고딕" w:hAnsi="맑은 고딕" w:eastAsia="맑은 고딕"/>
+          <w:b w:val="0"/>
+          <w:sz w:val="20"/>
+        </w:rPr>
+        <w:t xml:space="preserve">을 지목할 것</w:t>
       </w:r>
     </w:p>
     <w:p>
@@ -1372,7 +1740,39 @@
           <w:b w:val="0"/>
           <w:sz w:val="20"/>
         </w:rPr>
-        <w:t>- 15장에서 만든 지표로 교차 확인할 것 — SRL 의 `ACTIVE` 개수와 두 `SEQUENCE#` 비교</w:t>
+        <w:t xml:space="preserve">- 15장에서 만든 지표로 교차 확인할 것 — SRL 의 </w:t>
+      </w:r>
+      <w:r>
+        <w:rPr>
+          <w:rFonts w:ascii="Consolas" w:hAnsi="Consolas" w:eastAsia="맑은 고딕"/>
+          <w:b w:val="0"/>
+          <w:sz w:val="20"/>
+        </w:rPr>
+        <w:t xml:space="preserve">ACTIVE</w:t>
+      </w:r>
+      <w:r>
+        <w:rPr>
+          <w:rFonts w:ascii="맑은 고딕" w:hAnsi="맑은 고딕" w:eastAsia="맑은 고딕"/>
+          <w:b w:val="0"/>
+          <w:sz w:val="20"/>
+        </w:rPr>
+        <w:t xml:space="preserve"> 개수와 두 </w:t>
+      </w:r>
+      <w:r>
+        <w:rPr>
+          <w:rFonts w:ascii="Consolas" w:hAnsi="Consolas" w:eastAsia="맑은 고딕"/>
+          <w:b w:val="0"/>
+          <w:sz w:val="20"/>
+        </w:rPr>
+        <w:t xml:space="preserve">SEQUENCE#</w:t>
+      </w:r>
+      <w:r>
+        <w:rPr>
+          <w:rFonts w:ascii="맑은 고딕" w:hAnsi="맑은 고딕" w:eastAsia="맑은 고딕"/>
+          <w:b w:val="0"/>
+          <w:sz w:val="20"/>
+        </w:rPr>
+        <w:t xml:space="preserve"> 비교</w:t>
       </w:r>
     </w:p>
     <w:p>
@@ -1386,7 +1786,39 @@
           <w:b w:val="0"/>
           <w:sz w:val="20"/>
         </w:rPr>
-        <w:t>- 존재하지 않는 멤버 이름으로 `VALIDATE` 를 실행할 것. **응답의 형태**를 기록할 것 (오류 번호가 있는가)</w:t>
+        <w:t xml:space="preserve">- 존재하지 않는 멤버 이름으로 </w:t>
+      </w:r>
+      <w:r>
+        <w:rPr>
+          <w:rFonts w:ascii="Consolas" w:hAnsi="Consolas" w:eastAsia="맑은 고딕"/>
+          <w:b w:val="0"/>
+          <w:sz w:val="20"/>
+        </w:rPr>
+        <w:t xml:space="preserve">VALIDATE</w:t>
+      </w:r>
+      <w:r>
+        <w:rPr>
+          <w:rFonts w:ascii="맑은 고딕" w:hAnsi="맑은 고딕" w:eastAsia="맑은 고딕"/>
+          <w:b w:val="0"/>
+          <w:sz w:val="20"/>
+        </w:rPr>
+        <w:t xml:space="preserve"> 를 실행할 것. </w:t>
+      </w:r>
+      <w:r>
+        <w:rPr>
+          <w:rFonts w:ascii="맑은 고딕" w:hAnsi="맑은 고딕" w:eastAsia="맑은 고딕"/>
+          <w:b w:val="0"/>
+          <w:sz w:val="20"/>
+        </w:rPr>
+        <w:t xml:space="preserve">응답의 형태</w:t>
+      </w:r>
+      <w:r>
+        <w:rPr>
+          <w:rFonts w:ascii="맑은 고딕" w:hAnsi="맑은 고딕" w:eastAsia="맑은 고딕"/>
+          <w:b w:val="0"/>
+          <w:sz w:val="20"/>
+        </w:rPr>
+        <w:t xml:space="preserve">를 기록할 것 (오류 번호가 있는가)</w:t>
       </w:r>
     </w:p>
     <w:p>
@@ -1427,7 +1859,23 @@
           <w:b w:val="0"/>
           <w:sz w:val="20"/>
         </w:rPr>
-        <w:t>- 전환 명령을 **어느 노드에서** 내는지 밝히고 실행할 것</w:t>
+        <w:t xml:space="preserve">- 전환 명령을 </w:t>
+      </w:r>
+      <w:r>
+        <w:rPr>
+          <w:rFonts w:ascii="맑은 고딕" w:hAnsi="맑은 고딕" w:eastAsia="맑은 고딕"/>
+          <w:b w:val="0"/>
+          <w:sz w:val="20"/>
+        </w:rPr>
+        <w:t xml:space="preserve">어느 노드에서</w:t>
+      </w:r>
+      <w:r>
+        <w:rPr>
+          <w:rFonts w:ascii="맑은 고딕" w:hAnsi="맑은 고딕" w:eastAsia="맑은 고딕"/>
+          <w:b w:val="0"/>
+          <w:sz w:val="20"/>
+        </w:rPr>
+        <w:t xml:space="preserve"> 내는지 밝히고 실행할 것</w:t>
       </w:r>
     </w:p>
     <w:p>
@@ -1441,7 +1889,23 @@
           <w:b w:val="0"/>
           <w:sz w:val="20"/>
         </w:rPr>
-        <w:t>- **소요 시간을 초 단위로 측정**할 것</w:t>
+        <w:t xml:space="preserve">- </w:t>
+      </w:r>
+      <w:r>
+        <w:rPr>
+          <w:rFonts w:ascii="맑은 고딕" w:hAnsi="맑은 고딕" w:eastAsia="맑은 고딕"/>
+          <w:b w:val="0"/>
+          <w:sz w:val="20"/>
+        </w:rPr>
+        <w:t xml:space="preserve">소요 시간을 초 단위로 측정</w:t>
+      </w:r>
+      <w:r>
+        <w:rPr>
+          <w:rFonts w:ascii="맑은 고딕" w:hAnsi="맑은 고딕" w:eastAsia="맑은 고딕"/>
+          <w:b w:val="0"/>
+          <w:sz w:val="20"/>
+        </w:rPr>
+        <w:t xml:space="preserve">할 것</w:t>
       </w:r>
     </w:p>
     <w:p>
@@ -1469,7 +1933,39 @@
           <w:b w:val="0"/>
           <w:sz w:val="20"/>
         </w:rPr>
-        <w:t>- 출력에 `Connected to an idle instance` 가 나온다면 **그 순간 무엇이 쓰였는지** 밝힐 것</w:t>
+        <w:t xml:space="preserve">- 출력에 </w:t>
+      </w:r>
+      <w:r>
+        <w:rPr>
+          <w:rFonts w:ascii="Consolas" w:hAnsi="Consolas" w:eastAsia="맑은 고딕"/>
+          <w:b w:val="0"/>
+          <w:sz w:val="20"/>
+        </w:rPr>
+        <w:t xml:space="preserve">Connected to an idle instance</w:t>
+      </w:r>
+      <w:r>
+        <w:rPr>
+          <w:rFonts w:ascii="맑은 고딕" w:hAnsi="맑은 고딕" w:eastAsia="맑은 고딕"/>
+          <w:b w:val="0"/>
+          <w:sz w:val="20"/>
+        </w:rPr>
+        <w:t xml:space="preserve"> 가 나온다면 </w:t>
+      </w:r>
+      <w:r>
+        <w:rPr>
+          <w:rFonts w:ascii="맑은 고딕" w:hAnsi="맑은 고딕" w:eastAsia="맑은 고딕"/>
+          <w:b w:val="0"/>
+          <w:sz w:val="20"/>
+        </w:rPr>
+        <w:t xml:space="preserve">그 순간 무엇이 쓰였는지</w:t>
+      </w:r>
+      <w:r>
+        <w:rPr>
+          <w:rFonts w:ascii="맑은 고딕" w:hAnsi="맑은 고딕" w:eastAsia="맑은 고딕"/>
+          <w:b w:val="0"/>
+          <w:sz w:val="20"/>
+        </w:rPr>
+        <w:t xml:space="preserve"> 밝힐 것</w:t>
       </w:r>
     </w:p>
     <w:p>
@@ -1483,7 +1979,23 @@
           <w:b w:val="0"/>
           <w:sz w:val="20"/>
         </w:rPr>
-        <w:t>- `Database opened` 가 나오는 것이 무엇을 뜻하는지 9장의 개념과 연결할 것</w:t>
+        <w:t xml:space="preserve">- </w:t>
+      </w:r>
+      <w:r>
+        <w:rPr>
+          <w:rFonts w:ascii="Consolas" w:hAnsi="Consolas" w:eastAsia="맑은 고딕"/>
+          <w:b w:val="0"/>
+          <w:sz w:val="20"/>
+        </w:rPr>
+        <w:t xml:space="preserve">Database opened</w:t>
+      </w:r>
+      <w:r>
+        <w:rPr>
+          <w:rFonts w:ascii="맑은 고딕" w:hAnsi="맑은 고딕" w:eastAsia="맑은 고딕"/>
+          <w:b w:val="0"/>
+          <w:sz w:val="20"/>
+        </w:rPr>
+        <w:t xml:space="preserve"> 가 나오는 것이 무엇을 뜻하는지 9장의 개념과 연결할 것</w:t>
       </w:r>
     </w:p>
     <w:p>
@@ -1511,7 +2023,23 @@
           <w:b w:val="0"/>
           <w:sz w:val="20"/>
         </w:rPr>
-        <w:t>- **적용 프로세스가 새 Standby 에 자동으로 떴는지** 확인하고, 그 이유를 13장의 개념으로 설명할 것</w:t>
+        <w:t xml:space="preserve">- </w:t>
+      </w:r>
+      <w:r>
+        <w:rPr>
+          <w:rFonts w:ascii="맑은 고딕" w:hAnsi="맑은 고딕" w:eastAsia="맑은 고딕"/>
+          <w:b w:val="0"/>
+          <w:sz w:val="20"/>
+        </w:rPr>
+        <w:t xml:space="preserve">적용 프로세스가 새 Standby 에 자동으로 떴는지</w:t>
+      </w:r>
+      <w:r>
+        <w:rPr>
+          <w:rFonts w:ascii="맑은 고딕" w:hAnsi="맑은 고딕" w:eastAsia="맑은 고딕"/>
+          <w:b w:val="0"/>
+          <w:sz w:val="20"/>
+        </w:rPr>
+        <w:t xml:space="preserve"> 확인하고, 그 이유를 13장의 개념으로 설명할 것</w:t>
       </w:r>
     </w:p>
     <w:p>
@@ -1538,7 +2066,39 @@
           <w:b w:val="0"/>
           <w:sz w:val="20"/>
         </w:rPr>
-        <w:t>- 새 Primary 의 `LOG_ARCHIVE_DEST_2` 를 확인할 것. **방향이 바뀌었는지** 밝히고 누가 바꿨는지 지목할 것</w:t>
+        <w:t xml:space="preserve">- 새 Primary 의 </w:t>
+      </w:r>
+      <w:r>
+        <w:rPr>
+          <w:rFonts w:ascii="Consolas" w:hAnsi="Consolas" w:eastAsia="맑은 고딕"/>
+          <w:b w:val="0"/>
+          <w:sz w:val="20"/>
+        </w:rPr>
+        <w:t xml:space="preserve">LOG_ARCHIVE_DEST_2</w:t>
+      </w:r>
+      <w:r>
+        <w:rPr>
+          <w:rFonts w:ascii="맑은 고딕" w:hAnsi="맑은 고딕" w:eastAsia="맑은 고딕"/>
+          <w:b w:val="0"/>
+          <w:sz w:val="20"/>
+        </w:rPr>
+        <w:t xml:space="preserve"> 를 확인할 것. </w:t>
+      </w:r>
+      <w:r>
+        <w:rPr>
+          <w:rFonts w:ascii="맑은 고딕" w:hAnsi="맑은 고딕" w:eastAsia="맑은 고딕"/>
+          <w:b w:val="0"/>
+          <w:sz w:val="20"/>
+        </w:rPr>
+        <w:t xml:space="preserve">방향이 바뀌었는지</w:t>
+      </w:r>
+      <w:r>
+        <w:rPr>
+          <w:rFonts w:ascii="맑은 고딕" w:hAnsi="맑은 고딕" w:eastAsia="맑은 고딕"/>
+          <w:b w:val="0"/>
+          <w:sz w:val="20"/>
+        </w:rPr>
+        <w:t xml:space="preserve"> 밝히고 누가 바꿨는지 지목할 것</w:t>
       </w:r>
     </w:p>
     <w:p>
@@ -1552,7 +2112,23 @@
           <w:b w:val="0"/>
           <w:sz w:val="20"/>
         </w:rPr>
-        <w:t>- `FAL_SERVER` 값을 확인하고 그것이 비어 있다면 그 이유를 밝힐 것</w:t>
+        <w:t xml:space="preserve">- </w:t>
+      </w:r>
+      <w:r>
+        <w:rPr>
+          <w:rFonts w:ascii="Consolas" w:hAnsi="Consolas" w:eastAsia="맑은 고딕"/>
+          <w:b w:val="0"/>
+          <w:sz w:val="20"/>
+        </w:rPr>
+        <w:t xml:space="preserve">FAL_SERVER</w:t>
+      </w:r>
+      <w:r>
+        <w:rPr>
+          <w:rFonts w:ascii="맑은 고딕" w:hAnsi="맑은 고딕" w:eastAsia="맑은 고딕"/>
+          <w:b w:val="0"/>
+          <w:sz w:val="20"/>
+        </w:rPr>
+        <w:t xml:space="preserve"> 값을 확인하고 그것이 비어 있다면 그 이유를 밝힐 것</w:t>
       </w:r>
     </w:p>
     <w:p>
@@ -1566,7 +2142,39 @@
           <w:b w:val="0"/>
           <w:sz w:val="20"/>
         </w:rPr>
-        <w:t>- `LOG_ARCHIVE_CONFIG` 를 확인할 것. **이 과정에서 쓰지 않는 이름이 남아 있는지** 확인하고 그 유래를 밝힐 것</w:t>
+        <w:t xml:space="preserve">- </w:t>
+      </w:r>
+      <w:r>
+        <w:rPr>
+          <w:rFonts w:ascii="Consolas" w:hAnsi="Consolas" w:eastAsia="맑은 고딕"/>
+          <w:b w:val="0"/>
+          <w:sz w:val="20"/>
+        </w:rPr>
+        <w:t xml:space="preserve">LOG_ARCHIVE_CONFIG</w:t>
+      </w:r>
+      <w:r>
+        <w:rPr>
+          <w:rFonts w:ascii="맑은 고딕" w:hAnsi="맑은 고딕" w:eastAsia="맑은 고딕"/>
+          <w:b w:val="0"/>
+          <w:sz w:val="20"/>
+        </w:rPr>
+        <w:t xml:space="preserve"> 를 확인할 것. </w:t>
+      </w:r>
+      <w:r>
+        <w:rPr>
+          <w:rFonts w:ascii="맑은 고딕" w:hAnsi="맑은 고딕" w:eastAsia="맑은 고딕"/>
+          <w:b w:val="0"/>
+          <w:sz w:val="20"/>
+        </w:rPr>
+        <w:t xml:space="preserve">이 과정에서 쓰지 않는 이름이 남아 있는지</w:t>
+      </w:r>
+      <w:r>
+        <w:rPr>
+          <w:rFonts w:ascii="맑은 고딕" w:hAnsi="맑은 고딕" w:eastAsia="맑은 고딕"/>
+          <w:b w:val="0"/>
+          <w:sz w:val="20"/>
+        </w:rPr>
+        <w:t xml:space="preserve"> 확인하고 그 유래를 밝힐 것</w:t>
       </w:r>
     </w:p>
     <w:p>
@@ -1594,7 +2202,23 @@
           <w:b w:val="0"/>
           <w:sz w:val="20"/>
         </w:rPr>
-        <w:t>- **1번에서 심은 데이터가 유지되는지** 확인할 것. Switchover 가 무손실인지 판정할 것</w:t>
+        <w:t xml:space="preserve">- </w:t>
+      </w:r>
+      <w:r>
+        <w:rPr>
+          <w:rFonts w:ascii="맑은 고딕" w:hAnsi="맑은 고딕" w:eastAsia="맑은 고딕"/>
+          <w:b w:val="0"/>
+          <w:sz w:val="20"/>
+        </w:rPr>
+        <w:t xml:space="preserve">1번에서 심은 데이터가 유지되는지</w:t>
+      </w:r>
+      <w:r>
+        <w:rPr>
+          <w:rFonts w:ascii="맑은 고딕" w:hAnsi="맑은 고딕" w:eastAsia="맑은 고딕"/>
+          <w:b w:val="0"/>
+          <w:sz w:val="20"/>
+        </w:rPr>
+        <w:t xml:space="preserve"> 확인할 것. Switchover 가 무손실인지 판정할 것</w:t>
       </w:r>
     </w:p>
     <w:p>
@@ -1608,7 +2232,23 @@
           <w:b w:val="0"/>
           <w:sz w:val="20"/>
         </w:rPr>
-        <w:t>- 되돌릴 것. 명령과 소요 시간을 기록하고, **대상 이름을 고정한 스크립트가 만나는 문제**를 서술할 것</w:t>
+        <w:t xml:space="preserve">- 되돌릴 것. 명령과 소요 시간을 기록하고, </w:t>
+      </w:r>
+      <w:r>
+        <w:rPr>
+          <w:rFonts w:ascii="맑은 고딕" w:hAnsi="맑은 고딕" w:eastAsia="맑은 고딕"/>
+          <w:b w:val="0"/>
+          <w:sz w:val="20"/>
+        </w:rPr>
+        <w:t xml:space="preserve">대상 이름을 고정한 스크립트가 만나는 문제</w:t>
+      </w:r>
+      <w:r>
+        <w:rPr>
+          <w:rFonts w:ascii="맑은 고딕" w:hAnsi="맑은 고딕" w:eastAsia="맑은 고딕"/>
+          <w:b w:val="0"/>
+          <w:sz w:val="20"/>
+        </w:rPr>
+        <w:t xml:space="preserve">를 서술할 것</w:t>
       </w:r>
     </w:p>
     <w:tbl>
@@ -1671,7 +2311,23 @@
           <w:b w:val="0"/>
           <w:sz w:val="20"/>
         </w:rPr>
-        <w:t>전환이 거부되는 것은 안전장치가 작동한 것이다. 그런데 **거부되지 않고 성공해 버리는 경로**가 하나 있고, 그것이 이 절의 주제다.</w:t>
+        <w:t xml:space="preserve">전환이 거부되는 것은 안전장치가 작동한 것이다. 그런데 </w:t>
+      </w:r>
+      <w:r>
+        <w:rPr>
+          <w:rFonts w:ascii="맑은 고딕" w:hAnsi="맑은 고딕" w:eastAsia="맑은 고딕"/>
+          <w:b w:val="0"/>
+          <w:sz w:val="20"/>
+        </w:rPr>
+        <w:t xml:space="preserve">거부되지 않고 성공해 버리는 경로</w:t>
+      </w:r>
+      <w:r>
+        <w:rPr>
+          <w:rFonts w:ascii="맑은 고딕" w:hAnsi="맑은 고딕" w:eastAsia="맑은 고딕"/>
+          <w:b w:val="0"/>
+          <w:sz w:val="20"/>
+        </w:rPr>
+        <w:t xml:space="preserve">가 하나 있고, 그것이 이 절의 주제다.</w:t>
       </w:r>
     </w:p>
     <w:p>
@@ -1698,7 +2354,23 @@
           <w:b w:val="0"/>
           <w:sz w:val="20"/>
         </w:rPr>
-        <w:t>- 존재하지 않는 멤버로 전환을 시도할 것. **응답에 오류 번호가 있는지** 확인할 것</w:t>
+        <w:t xml:space="preserve">- 존재하지 않는 멤버로 전환을 시도할 것. </w:t>
+      </w:r>
+      <w:r>
+        <w:rPr>
+          <w:rFonts w:ascii="맑은 고딕" w:hAnsi="맑은 고딕" w:eastAsia="맑은 고딕"/>
+          <w:b w:val="0"/>
+          <w:sz w:val="20"/>
+        </w:rPr>
+        <w:t xml:space="preserve">응답에 오류 번호가 있는지</w:t>
+      </w:r>
+      <w:r>
+        <w:rPr>
+          <w:rFonts w:ascii="맑은 고딕" w:hAnsi="맑은 고딕" w:eastAsia="맑은 고딕"/>
+          <w:b w:val="0"/>
+          <w:sz w:val="20"/>
+        </w:rPr>
+        <w:t xml:space="preserve"> 확인할 것</w:t>
       </w:r>
     </w:p>
     <w:p>
@@ -1712,7 +2384,23 @@
           <w:b w:val="0"/>
           <w:sz w:val="20"/>
         </w:rPr>
-        <w:t>- **자기 자신으로** 전환을 시도할 것. 오류 번호를 기록할 것</w:t>
+        <w:t xml:space="preserve">- </w:t>
+      </w:r>
+      <w:r>
+        <w:rPr>
+          <w:rFonts w:ascii="맑은 고딕" w:hAnsi="맑은 고딕" w:eastAsia="맑은 고딕"/>
+          <w:b w:val="0"/>
+          <w:sz w:val="20"/>
+        </w:rPr>
+        <w:t xml:space="preserve">자기 자신으로</w:t>
+      </w:r>
+      <w:r>
+        <w:rPr>
+          <w:rFonts w:ascii="맑은 고딕" w:hAnsi="맑은 고딕" w:eastAsia="맑은 고딕"/>
+          <w:b w:val="0"/>
+          <w:sz w:val="20"/>
+        </w:rPr>
+        <w:t xml:space="preserve"> 전환을 시도할 것. 오류 번호를 기록할 것</w:t>
       </w:r>
     </w:p>
     <w:p>
@@ -1726,7 +2414,31 @@
           <w:b w:val="0"/>
           <w:sz w:val="20"/>
         </w:rPr>
-        <w:t>- 후자의 출력이 어디까지 진행되는지 확인할 것. **`Performing switchover NOW` 가 나오는지** 밝힐 것</w:t>
+        <w:t xml:space="preserve">- 후자의 출력이 어디까지 진행되는지 확인할 것. </w:t>
+      </w:r>
+      <w:r>
+        <w:rPr>
+          <w:rFonts w:ascii="Consolas" w:hAnsi="Consolas" w:eastAsia="맑은 고딕"/>
+          <w:b w:val="0"/>
+          <w:sz w:val="20"/>
+        </w:rPr>
+        <w:t xml:space="preserve">Performing switchover NOW</w:t>
+      </w:r>
+      <w:r>
+        <w:rPr>
+          <w:rFonts w:ascii="맑은 고딕" w:hAnsi="맑은 고딕" w:eastAsia="맑은 고딕"/>
+          <w:b w:val="0"/>
+          <w:sz w:val="20"/>
+        </w:rPr>
+        <w:t xml:space="preserve"> 가 나오는지</w:t>
+      </w:r>
+      <w:r>
+        <w:rPr>
+          <w:rFonts w:ascii="맑은 고딕" w:hAnsi="맑은 고딕" w:eastAsia="맑은 고딕"/>
+          <w:b w:val="0"/>
+          <w:sz w:val="20"/>
+        </w:rPr>
+        <w:t xml:space="preserve"> 밝힐 것</w:t>
       </w:r>
     </w:p>
     <w:p>
@@ -1754,7 +2466,39 @@
           <w:b w:val="0"/>
           <w:sz w:val="20"/>
         </w:rPr>
-        <w:t>- 전송을 끊거나 적용을 멈춘 상태에서 `VALIDATE DATABASE` 를 실행할 것. **전환 전에 미리 잡히는지** 판정할 것</w:t>
+        <w:t xml:space="preserve">- 전송을 끊거나 적용을 멈춘 상태에서 </w:t>
+      </w:r>
+      <w:r>
+        <w:rPr>
+          <w:rFonts w:ascii="Consolas" w:hAnsi="Consolas" w:eastAsia="맑은 고딕"/>
+          <w:b w:val="0"/>
+          <w:sz w:val="20"/>
+        </w:rPr>
+        <w:t xml:space="preserve">VALIDATE DATABASE</w:t>
+      </w:r>
+      <w:r>
+        <w:rPr>
+          <w:rFonts w:ascii="맑은 고딕" w:hAnsi="맑은 고딕" w:eastAsia="맑은 고딕"/>
+          <w:b w:val="0"/>
+          <w:sz w:val="20"/>
+        </w:rPr>
+        <w:t xml:space="preserve"> 를 실행할 것. </w:t>
+      </w:r>
+      <w:r>
+        <w:rPr>
+          <w:rFonts w:ascii="맑은 고딕" w:hAnsi="맑은 고딕" w:eastAsia="맑은 고딕"/>
+          <w:b w:val="0"/>
+          <w:sz w:val="20"/>
+        </w:rPr>
+        <w:t xml:space="preserve">전환 전에 미리 잡히는지</w:t>
+      </w:r>
+      <w:r>
+        <w:rPr>
+          <w:rFonts w:ascii="맑은 고딕" w:hAnsi="맑은 고딕" w:eastAsia="맑은 고딕"/>
+          <w:b w:val="0"/>
+          <w:sz w:val="20"/>
+        </w:rPr>
+        <w:t xml:space="preserve"> 판정할 것</w:t>
       </w:r>
     </w:p>
     <w:p>
@@ -1768,7 +2512,23 @@
           <w:b w:val="0"/>
           <w:sz w:val="20"/>
         </w:rPr>
-        <w:t>- 거부 사례를 **오류 번호가 있는 것과 없는 것**으로 나누어 표로 정리할 것. 자동 판정 스크립트에 주는 시사점도 밝힐 것</w:t>
+        <w:t xml:space="preserve">- 거부 사례를 </w:t>
+      </w:r>
+      <w:r>
+        <w:rPr>
+          <w:rFonts w:ascii="맑은 고딕" w:hAnsi="맑은 고딕" w:eastAsia="맑은 고딕"/>
+          <w:b w:val="0"/>
+          <w:sz w:val="20"/>
+        </w:rPr>
+        <w:t xml:space="preserve">오류 번호가 있는 것과 없는 것</w:t>
+      </w:r>
+      <w:r>
+        <w:rPr>
+          <w:rFonts w:ascii="맑은 고딕" w:hAnsi="맑은 고딕" w:eastAsia="맑은 고딕"/>
+          <w:b w:val="0"/>
+          <w:sz w:val="20"/>
+        </w:rPr>
+        <w:t xml:space="preserve">으로 나누어 표로 정리할 것. 자동 판정 스크립트에 주는 시사점도 밝힐 것</w:t>
       </w:r>
     </w:p>
     <w:p>
@@ -1795,7 +2555,39 @@
           <w:b w:val="0"/>
           <w:sz w:val="20"/>
         </w:rPr>
-        <w:t>- Broker 가 활성 상태인 채로 **`ALTER DATABASE SWITCHOVER TO &lt;대상&gt;`** 을 실행할 것. **거부되는지 성공하는지** 확인하고 응답을 그대로 기록할 것</w:t>
+        <w:t xml:space="preserve">- Broker 가 활성 상태인 채로 </w:t>
+      </w:r>
+      <w:r>
+        <w:rPr>
+          <w:rFonts w:ascii="Consolas" w:hAnsi="Consolas" w:eastAsia="맑은 고딕"/>
+          <w:b w:val="0"/>
+          <w:sz w:val="20"/>
+        </w:rPr>
+        <w:t xml:space="preserve">ALTER DATABASE SWITCHOVER TO &lt;대상&gt;</w:t>
+      </w:r>
+      <w:r>
+        <w:rPr>
+          <w:rFonts w:ascii="맑은 고딕" w:hAnsi="맑은 고딕" w:eastAsia="맑은 고딕"/>
+          <w:b w:val="0"/>
+          <w:sz w:val="20"/>
+        </w:rPr>
+        <w:t xml:space="preserve"> 을 실행할 것. </w:t>
+      </w:r>
+      <w:r>
+        <w:rPr>
+          <w:rFonts w:ascii="맑은 고딕" w:hAnsi="맑은 고딕" w:eastAsia="맑은 고딕"/>
+          <w:b w:val="0"/>
+          <w:sz w:val="20"/>
+        </w:rPr>
+        <w:t xml:space="preserve">거부되는지 성공하는지</w:t>
+      </w:r>
+      <w:r>
+        <w:rPr>
+          <w:rFonts w:ascii="맑은 고딕" w:hAnsi="맑은 고딕" w:eastAsia="맑은 고딕"/>
+          <w:b w:val="0"/>
+          <w:sz w:val="20"/>
+        </w:rPr>
+        <w:t xml:space="preserve"> 확인하고 응답을 그대로 기록할 것</w:t>
       </w:r>
     </w:p>
     <w:p>
@@ -1809,7 +2601,23 @@
           <w:b w:val="0"/>
           <w:sz w:val="20"/>
         </w:rPr>
-        <w:t>- 직후 양쪽의 인스턴스 상태와 역할·개방 모드를 확인할 것. **옛 Primary 가 어떻게 되었는지** 오류 번호와 함께 기록할 것</w:t>
+        <w:t xml:space="preserve">- 직후 양쪽의 인스턴스 상태와 역할·개방 모드를 확인할 것. </w:t>
+      </w:r>
+      <w:r>
+        <w:rPr>
+          <w:rFonts w:ascii="맑은 고딕" w:hAnsi="맑은 고딕" w:eastAsia="맑은 고딕"/>
+          <w:b w:val="0"/>
+          <w:sz w:val="20"/>
+        </w:rPr>
+        <w:t xml:space="preserve">옛 Primary 가 어떻게 되었는지</w:t>
+      </w:r>
+      <w:r>
+        <w:rPr>
+          <w:rFonts w:ascii="맑은 고딕" w:hAnsi="맑은 고딕" w:eastAsia="맑은 고딕"/>
+          <w:b w:val="0"/>
+          <w:sz w:val="20"/>
+        </w:rPr>
+        <w:t xml:space="preserve"> 오류 번호와 함께 기록할 것</w:t>
       </w:r>
     </w:p>
     <w:p>
@@ -1823,7 +2631,39 @@
           <w:b w:val="0"/>
           <w:sz w:val="20"/>
         </w:rPr>
-        <w:t>- 새 Primary 의 `LOG_ARCHIVE_DEST_2` 를 확인할 것. **전송이 살아 있는지** 판정할 것</w:t>
+        <w:t xml:space="preserve">- 새 Primary 의 </w:t>
+      </w:r>
+      <w:r>
+        <w:rPr>
+          <w:rFonts w:ascii="Consolas" w:hAnsi="Consolas" w:eastAsia="맑은 고딕"/>
+          <w:b w:val="0"/>
+          <w:sz w:val="20"/>
+        </w:rPr>
+        <w:t xml:space="preserve">LOG_ARCHIVE_DEST_2</w:t>
+      </w:r>
+      <w:r>
+        <w:rPr>
+          <w:rFonts w:ascii="맑은 고딕" w:hAnsi="맑은 고딕" w:eastAsia="맑은 고딕"/>
+          <w:b w:val="0"/>
+          <w:sz w:val="20"/>
+        </w:rPr>
+        <w:t xml:space="preserve"> 를 확인할 것. </w:t>
+      </w:r>
+      <w:r>
+        <w:rPr>
+          <w:rFonts w:ascii="맑은 고딕" w:hAnsi="맑은 고딕" w:eastAsia="맑은 고딕"/>
+          <w:b w:val="0"/>
+          <w:sz w:val="20"/>
+        </w:rPr>
+        <w:t xml:space="preserve">전송이 살아 있는지</w:t>
+      </w:r>
+      <w:r>
+        <w:rPr>
+          <w:rFonts w:ascii="맑은 고딕" w:hAnsi="맑은 고딕" w:eastAsia="맑은 고딕"/>
+          <w:b w:val="0"/>
+          <w:sz w:val="20"/>
+        </w:rPr>
+        <w:t xml:space="preserve"> 판정할 것</w:t>
       </w:r>
     </w:p>
     <w:p>
@@ -1851,7 +2691,23 @@
           <w:b w:val="0"/>
           <w:sz w:val="20"/>
         </w:rPr>
-        <w:t>- SQL 로 되돌리려 시도할 것. **오류 번호를 기록**할 것</w:t>
+        <w:t xml:space="preserve">- SQL 로 되돌리려 시도할 것. </w:t>
+      </w:r>
+      <w:r>
+        <w:rPr>
+          <w:rFonts w:ascii="맑은 고딕" w:hAnsi="맑은 고딕" w:eastAsia="맑은 고딕"/>
+          <w:b w:val="0"/>
+          <w:sz w:val="20"/>
+        </w:rPr>
+        <w:t xml:space="preserve">오류 번호를 기록</w:t>
+      </w:r>
+      <w:r>
+        <w:rPr>
+          <w:rFonts w:ascii="맑은 고딕" w:hAnsi="맑은 고딕" w:eastAsia="맑은 고딕"/>
+          <w:b w:val="0"/>
+          <w:sz w:val="20"/>
+        </w:rPr>
+        <w:t xml:space="preserve">할 것</w:t>
       </w:r>
     </w:p>
     <w:p>
@@ -1934,7 +2790,23 @@
           <w:b w:val="0"/>
           <w:sz w:val="20"/>
         </w:rPr>
-        <w:t>- **왜 SQL 명령이 거부되지 않는지** 설명할 것. 오라클의 관점에서 서술할 것</w:t>
+        <w:t xml:space="preserve">- </w:t>
+      </w:r>
+      <w:r>
+        <w:rPr>
+          <w:rFonts w:ascii="맑은 고딕" w:hAnsi="맑은 고딕" w:eastAsia="맑은 고딕"/>
+          <w:b w:val="0"/>
+          <w:sz w:val="20"/>
+        </w:rPr>
+        <w:t xml:space="preserve">왜 SQL 명령이 거부되지 않는지</w:t>
+      </w:r>
+      <w:r>
+        <w:rPr>
+          <w:rFonts w:ascii="맑은 고딕" w:hAnsi="맑은 고딕" w:eastAsia="맑은 고딕"/>
+          <w:b w:val="0"/>
+          <w:sz w:val="20"/>
+        </w:rPr>
+        <w:t xml:space="preserve"> 설명할 것. 오라클의 관점에서 서술할 것</w:t>
       </w:r>
     </w:p>
     <w:p>
@@ -1990,7 +2862,31 @@
           <w:b w:val="0"/>
           <w:sz w:val="20"/>
         </w:rPr>
-        <w:t>- 점검표에 **`VALIDATE DATABASE` 만으로는 부족한 항목**을 하나 이상 포함하고 그 이유를 밝힐 것</w:t>
+        <w:t xml:space="preserve">- 점검표에 </w:t>
+      </w:r>
+      <w:r>
+        <w:rPr>
+          <w:rFonts w:ascii="Consolas" w:hAnsi="Consolas" w:eastAsia="맑은 고딕"/>
+          <w:b w:val="0"/>
+          <w:sz w:val="20"/>
+        </w:rPr>
+        <w:t xml:space="preserve">VALIDATE DATABASE</w:t>
+      </w:r>
+      <w:r>
+        <w:rPr>
+          <w:rFonts w:ascii="맑은 고딕" w:hAnsi="맑은 고딕" w:eastAsia="맑은 고딕"/>
+          <w:b w:val="0"/>
+          <w:sz w:val="20"/>
+        </w:rPr>
+        <w:t xml:space="preserve"> 만으로는 부족한 항목</w:t>
+      </w:r>
+      <w:r>
+        <w:rPr>
+          <w:rFonts w:ascii="맑은 고딕" w:hAnsi="맑은 고딕" w:eastAsia="맑은 고딕"/>
+          <w:b w:val="0"/>
+          <w:sz w:val="20"/>
+        </w:rPr>
+        <w:t xml:space="preserve">을 하나 이상 포함하고 그 이유를 밝힐 것</w:t>
       </w:r>
     </w:p>
     <w:tbl>
@@ -2094,7 +2990,23 @@
           <w:b w:val="0"/>
           <w:sz w:val="20"/>
         </w:rPr>
-        <w:t>- Primary 에서 플래시백을 켤 것. **인스턴스를 내려야 하는지** 확인하고 19c 의 동작을 밝힐 것</w:t>
+        <w:t xml:space="preserve">- Primary 에서 플래시백을 켤 것. </w:t>
+      </w:r>
+      <w:r>
+        <w:rPr>
+          <w:rFonts w:ascii="맑은 고딕" w:hAnsi="맑은 고딕" w:eastAsia="맑은 고딕"/>
+          <w:b w:val="0"/>
+          <w:sz w:val="20"/>
+        </w:rPr>
+        <w:t xml:space="preserve">인스턴스를 내려야 하는지</w:t>
+      </w:r>
+      <w:r>
+        <w:rPr>
+          <w:rFonts w:ascii="맑은 고딕" w:hAnsi="맑은 고딕" w:eastAsia="맑은 고딕"/>
+          <w:b w:val="0"/>
+          <w:sz w:val="20"/>
+        </w:rPr>
+        <w:t xml:space="preserve"> 확인하고 19c 의 동작을 밝힐 것</w:t>
       </w:r>
     </w:p>
     <w:p>
@@ -2122,7 +3034,39 @@
           <w:b w:val="0"/>
           <w:sz w:val="20"/>
         </w:rPr>
-        <w:t>- **이미 켜져 있는 상태에서 다시 켜 볼 것.** 오류가 몇 줄 나오는지 확인하고, **어느 줄이 이유인지** 판정할 것</w:t>
+        <w:t xml:space="preserve">- </w:t>
+      </w:r>
+      <w:r>
+        <w:rPr>
+          <w:rFonts w:ascii="맑은 고딕" w:hAnsi="맑은 고딕" w:eastAsia="맑은 고딕"/>
+          <w:b w:val="0"/>
+          <w:sz w:val="20"/>
+        </w:rPr>
+        <w:t xml:space="preserve">이미 켜져 있는 상태에서 다시 켜 볼 것.</w:t>
+      </w:r>
+      <w:r>
+        <w:rPr>
+          <w:rFonts w:ascii="맑은 고딕" w:hAnsi="맑은 고딕" w:eastAsia="맑은 고딕"/>
+          <w:b w:val="0"/>
+          <w:sz w:val="20"/>
+        </w:rPr>
+        <w:t xml:space="preserve"> 오류가 몇 줄 나오는지 확인하고, </w:t>
+      </w:r>
+      <w:r>
+        <w:rPr>
+          <w:rFonts w:ascii="맑은 고딕" w:hAnsi="맑은 고딕" w:eastAsia="맑은 고딕"/>
+          <w:b w:val="0"/>
+          <w:sz w:val="20"/>
+        </w:rPr>
+        <w:t xml:space="preserve">어느 줄이 이유인지</w:t>
+      </w:r>
+      <w:r>
+        <w:rPr>
+          <w:rFonts w:ascii="맑은 고딕" w:hAnsi="맑은 고딕" w:eastAsia="맑은 고딕"/>
+          <w:b w:val="0"/>
+          <w:sz w:val="20"/>
+        </w:rPr>
+        <w:t xml:space="preserve"> 판정할 것</w:t>
       </w:r>
     </w:p>
     <w:p>
@@ -2205,7 +3149,23 @@
           <w:b w:val="0"/>
           <w:sz w:val="20"/>
         </w:rPr>
-        <w:t>- Standby 에서 Failover 를 실행할 것. **소요 시간을 초 단위로 측정**할 것</w:t>
+        <w:t xml:space="preserve">- Standby 에서 Failover 를 실행할 것. </w:t>
+      </w:r>
+      <w:r>
+        <w:rPr>
+          <w:rFonts w:ascii="맑은 고딕" w:hAnsi="맑은 고딕" w:eastAsia="맑은 고딕"/>
+          <w:b w:val="0"/>
+          <w:sz w:val="20"/>
+        </w:rPr>
+        <w:t xml:space="preserve">소요 시간을 초 단위로 측정</w:t>
+      </w:r>
+      <w:r>
+        <w:rPr>
+          <w:rFonts w:ascii="맑은 고딕" w:hAnsi="맑은 고딕" w:eastAsia="맑은 고딕"/>
+          <w:b w:val="0"/>
+          <w:sz w:val="20"/>
+        </w:rPr>
+        <w:t xml:space="preserve">할 것</w:t>
       </w:r>
     </w:p>
     <w:p>
@@ -2247,7 +3207,47 @@
           <w:b w:val="0"/>
           <w:sz w:val="20"/>
         </w:rPr>
-        <w:t>- **`RESETLOGS_CHANGE#` 와 `RESETLOGS_TIME` 을 조회**할 것. 무엇을 뜻하는지 서술하고 5장의 개념과 연결할 것</w:t>
+        <w:t xml:space="preserve">- </w:t>
+      </w:r>
+      <w:r>
+        <w:rPr>
+          <w:rFonts w:ascii="Consolas" w:hAnsi="Consolas" w:eastAsia="맑은 고딕"/>
+          <w:b w:val="0"/>
+          <w:sz w:val="20"/>
+        </w:rPr>
+        <w:t xml:space="preserve">RESETLOGS_CHANGE#</w:t>
+      </w:r>
+      <w:r>
+        <w:rPr>
+          <w:rFonts w:ascii="맑은 고딕" w:hAnsi="맑은 고딕" w:eastAsia="맑은 고딕"/>
+          <w:b w:val="0"/>
+          <w:sz w:val="20"/>
+        </w:rPr>
+        <w:t xml:space="preserve"> 와 </w:t>
+      </w:r>
+      <w:r>
+        <w:rPr>
+          <w:rFonts w:ascii="Consolas" w:hAnsi="Consolas" w:eastAsia="맑은 고딕"/>
+          <w:b w:val="0"/>
+          <w:sz w:val="20"/>
+        </w:rPr>
+        <w:t xml:space="preserve">RESETLOGS_TIME</w:t>
+      </w:r>
+      <w:r>
+        <w:rPr>
+          <w:rFonts w:ascii="맑은 고딕" w:hAnsi="맑은 고딕" w:eastAsia="맑은 고딕"/>
+          <w:b w:val="0"/>
+          <w:sz w:val="20"/>
+        </w:rPr>
+        <w:t xml:space="preserve"> 을 조회</w:t>
+      </w:r>
+      <w:r>
+        <w:rPr>
+          <w:rFonts w:ascii="맑은 고딕" w:hAnsi="맑은 고딕" w:eastAsia="맑은 고딕"/>
+          <w:b w:val="0"/>
+          <w:sz w:val="20"/>
+        </w:rPr>
+        <w:t xml:space="preserve">할 것. 무엇을 뜻하는지 서술하고 5장의 개념과 연결할 것</w:t>
       </w:r>
     </w:p>
     <w:p>
@@ -2261,7 +3261,39 @@
           <w:b w:val="0"/>
           <w:sz w:val="20"/>
         </w:rPr>
-        <w:t>- Broker 구성에서 옛 Primary 가 어떻게 표시되는지 확인할 것. **표시와 오류 번호**를 기록하고, 그때 `Configuration Status` 가 무엇인지도 함께 기록할 것</w:t>
+        <w:t xml:space="preserve">- Broker 구성에서 옛 Primary 가 어떻게 표시되는지 확인할 것. </w:t>
+      </w:r>
+      <w:r>
+        <w:rPr>
+          <w:rFonts w:ascii="맑은 고딕" w:hAnsi="맑은 고딕" w:eastAsia="맑은 고딕"/>
+          <w:b w:val="0"/>
+          <w:sz w:val="20"/>
+        </w:rPr>
+        <w:t xml:space="preserve">표시와 오류 번호</w:t>
+      </w:r>
+      <w:r>
+        <w:rPr>
+          <w:rFonts w:ascii="맑은 고딕" w:hAnsi="맑은 고딕" w:eastAsia="맑은 고딕"/>
+          <w:b w:val="0"/>
+          <w:sz w:val="20"/>
+        </w:rPr>
+        <w:t xml:space="preserve">를 기록하고, 그때 </w:t>
+      </w:r>
+      <w:r>
+        <w:rPr>
+          <w:rFonts w:ascii="Consolas" w:hAnsi="Consolas" w:eastAsia="맑은 고딕"/>
+          <w:b w:val="0"/>
+          <w:sz w:val="20"/>
+        </w:rPr>
+        <w:t xml:space="preserve">Configuration Status</w:t>
+      </w:r>
+      <w:r>
+        <w:rPr>
+          <w:rFonts w:ascii="맑은 고딕" w:hAnsi="맑은 고딕" w:eastAsia="맑은 고딕"/>
+          <w:b w:val="0"/>
+          <w:sz w:val="20"/>
+        </w:rPr>
+        <w:t xml:space="preserve"> 가 무엇인지도 함께 기록할 것</w:t>
       </w:r>
     </w:p>
     <w:p>
@@ -2302,7 +3334,23 @@
           <w:b w:val="0"/>
           <w:sz w:val="20"/>
         </w:rPr>
-        <w:t>- 되살리기 명령을 실행할 것. **첫 시도에서 실패한다면 오류 번호를 기록**할 것</w:t>
+        <w:t xml:space="preserve">- 되살리기 명령을 실행할 것. </w:t>
+      </w:r>
+      <w:r>
+        <w:rPr>
+          <w:rFonts w:ascii="맑은 고딕" w:hAnsi="맑은 고딕" w:eastAsia="맑은 고딕"/>
+          <w:b w:val="0"/>
+          <w:sz w:val="20"/>
+        </w:rPr>
+        <w:t xml:space="preserve">첫 시도에서 실패한다면 오류 번호를 기록</w:t>
+      </w:r>
+      <w:r>
+        <w:rPr>
+          <w:rFonts w:ascii="맑은 고딕" w:hAnsi="맑은 고딕" w:eastAsia="맑은 고딕"/>
+          <w:b w:val="0"/>
+          <w:sz w:val="20"/>
+        </w:rPr>
+        <w:t xml:space="preserve">할 것</w:t>
       </w:r>
     </w:p>
     <w:p>
@@ -2330,7 +3378,23 @@
           <w:b w:val="0"/>
           <w:sz w:val="20"/>
         </w:rPr>
-        <w:t>- 대상 인스턴스를 어떤 상태까지 올려야 하는지 밝힐 것. **열면 안 되는 이유**를 서술할 것</w:t>
+        <w:t xml:space="preserve">- 대상 인스턴스를 어떤 상태까지 올려야 하는지 밝힐 것. </w:t>
+      </w:r>
+      <w:r>
+        <w:rPr>
+          <w:rFonts w:ascii="맑은 고딕" w:hAnsi="맑은 고딕" w:eastAsia="맑은 고딕"/>
+          <w:b w:val="0"/>
+          <w:sz w:val="20"/>
+        </w:rPr>
+        <w:t xml:space="preserve">열면 안 되는 이유</w:t>
+      </w:r>
+      <w:r>
+        <w:rPr>
+          <w:rFonts w:ascii="맑은 고딕" w:hAnsi="맑은 고딕" w:eastAsia="맑은 고딕"/>
+          <w:b w:val="0"/>
+          <w:sz w:val="20"/>
+        </w:rPr>
+        <w:t xml:space="preserve">를 서술할 것</w:t>
       </w:r>
     </w:p>
     <w:p>
@@ -2344,7 +3408,23 @@
           <w:b w:val="0"/>
           <w:sz w:val="20"/>
         </w:rPr>
-        <w:t>- 다시 실행해 성공시킬 것. **소요 시간을 측정**할 것</w:t>
+        <w:t xml:space="preserve">- 다시 실행해 성공시킬 것. </w:t>
+      </w:r>
+      <w:r>
+        <w:rPr>
+          <w:rFonts w:ascii="맑은 고딕" w:hAnsi="맑은 고딕" w:eastAsia="맑은 고딕"/>
+          <w:b w:val="0"/>
+          <w:sz w:val="20"/>
+        </w:rPr>
+        <w:t xml:space="preserve">소요 시간을 측정</w:t>
+      </w:r>
+      <w:r>
+        <w:rPr>
+          <w:rFonts w:ascii="맑은 고딕" w:hAnsi="맑은 고딕" w:eastAsia="맑은 고딕"/>
+          <w:b w:val="0"/>
+          <w:sz w:val="20"/>
+        </w:rPr>
+        <w:t xml:space="preserve">할 것</w:t>
       </w:r>
     </w:p>
     <w:p>
@@ -2358,7 +3438,23 @@
           <w:b w:val="0"/>
           <w:sz w:val="20"/>
         </w:rPr>
-        <w:t>- 되살아난 데이터베이스의 역할·개방 모드·`RESETLOGS_CHANGE#` 를 확인할 것</w:t>
+        <w:t xml:space="preserve">- 되살아난 데이터베이스의 역할·개방 모드·</w:t>
+      </w:r>
+      <w:r>
+        <w:rPr>
+          <w:rFonts w:ascii="Consolas" w:hAnsi="Consolas" w:eastAsia="맑은 고딕"/>
+          <w:b w:val="0"/>
+          <w:sz w:val="20"/>
+        </w:rPr>
+        <w:t xml:space="preserve">RESETLOGS_CHANGE#</w:t>
+      </w:r>
+      <w:r>
+        <w:rPr>
+          <w:rFonts w:ascii="맑은 고딕" w:hAnsi="맑은 고딕" w:eastAsia="맑은 고딕"/>
+          <w:b w:val="0"/>
+          <w:sz w:val="20"/>
+        </w:rPr>
+        <w:t xml:space="preserve"> 를 확인할 것</w:t>
       </w:r>
     </w:p>
     <w:p>
@@ -2372,7 +3468,23 @@
           <w:b w:val="0"/>
           <w:sz w:val="20"/>
         </w:rPr>
-        <w:t>- 세 작업(Switchover·Failover·Reinstate)의 소요 시간을 표로 비교하고, **재해 대응의 총 소요**가 무엇으로 구성되는지 서술할 것</w:t>
+        <w:t xml:space="preserve">- 세 작업(Switchover·Failover·Reinstate)의 소요 시간을 표로 비교하고, </w:t>
+      </w:r>
+      <w:r>
+        <w:rPr>
+          <w:rFonts w:ascii="맑은 고딕" w:hAnsi="맑은 고딕" w:eastAsia="맑은 고딕"/>
+          <w:b w:val="0"/>
+          <w:sz w:val="20"/>
+        </w:rPr>
+        <w:t xml:space="preserve">재해 대응의 총 소요</w:t>
+      </w:r>
+      <w:r>
+        <w:rPr>
+          <w:rFonts w:ascii="맑은 고딕" w:hAnsi="맑은 고딕" w:eastAsia="맑은 고딕"/>
+          <w:b w:val="0"/>
+          <w:sz w:val="20"/>
+        </w:rPr>
+        <w:t xml:space="preserve">가 무엇으로 구성되는지 서술할 것</w:t>
       </w:r>
     </w:p>
     <w:p>
@@ -2449,7 +3561,23 @@
           <w:b w:val="0"/>
           <w:sz w:val="20"/>
         </w:rPr>
-        <w:t>사람이 판단하던 것을 자동화한다. 이 절은 관측자를 띄우고 임계값을 정한 뒤 **실제로 자동 전환을 발동**시킨다.</w:t>
+        <w:t xml:space="preserve">사람이 판단하던 것을 자동화한다. 이 절은 관측자를 띄우고 임계값을 정한 뒤 </w:t>
+      </w:r>
+      <w:r>
+        <w:rPr>
+          <w:rFonts w:ascii="맑은 고딕" w:hAnsi="맑은 고딕" w:eastAsia="맑은 고딕"/>
+          <w:b w:val="0"/>
+          <w:sz w:val="20"/>
+        </w:rPr>
+        <w:t xml:space="preserve">실제로 자동 전환을 발동</w:t>
+      </w:r>
+      <w:r>
+        <w:rPr>
+          <w:rFonts w:ascii="맑은 고딕" w:hAnsi="맑은 고딕" w:eastAsia="맑은 고딕"/>
+          <w:b w:val="0"/>
+          <w:sz w:val="20"/>
+        </w:rPr>
+        <w:t xml:space="preserve">시킨다.</w:t>
       </w:r>
     </w:p>
     <w:p>
@@ -2476,7 +3604,23 @@
           <w:b w:val="0"/>
           <w:sz w:val="20"/>
         </w:rPr>
-        <w:t>- 관측자를 어느 호스트에서 띄울지 정하고 그 이유를 밝힐 것. **인스턴스가 필요한지** 판정할 것</w:t>
+        <w:t xml:space="preserve">- 관측자를 어느 호스트에서 띄울지 정하고 그 이유를 밝힐 것. </w:t>
+      </w:r>
+      <w:r>
+        <w:rPr>
+          <w:rFonts w:ascii="맑은 고딕" w:hAnsi="맑은 고딕" w:eastAsia="맑은 고딕"/>
+          <w:b w:val="0"/>
+          <w:sz w:val="20"/>
+        </w:rPr>
+        <w:t xml:space="preserve">인스턴스가 필요한지</w:t>
+      </w:r>
+      <w:r>
+        <w:rPr>
+          <w:rFonts w:ascii="맑은 고딕" w:hAnsi="맑은 고딕" w:eastAsia="맑은 고딕"/>
+          <w:b w:val="0"/>
+          <w:sz w:val="20"/>
+        </w:rPr>
+        <w:t xml:space="preserve"> 판정할 것</w:t>
       </w:r>
     </w:p>
     <w:p>
@@ -2490,7 +3634,39 @@
           <w:b w:val="0"/>
           <w:sz w:val="20"/>
         </w:rPr>
-        <w:t>- `START OBSERVER ... CONNECT IDENTIFIER IS ...` 형식으로 시도할 것. **오류 번호를 기록**하고 왜 그런지 밝힐 것</w:t>
+        <w:t xml:space="preserve">- </w:t>
+      </w:r>
+      <w:r>
+        <w:rPr>
+          <w:rFonts w:ascii="Consolas" w:hAnsi="Consolas" w:eastAsia="맑은 고딕"/>
+          <w:b w:val="0"/>
+          <w:sz w:val="20"/>
+        </w:rPr>
+        <w:t xml:space="preserve">START OBSERVER ... CONNECT IDENTIFIER IS ...</w:t>
+      </w:r>
+      <w:r>
+        <w:rPr>
+          <w:rFonts w:ascii="맑은 고딕" w:hAnsi="맑은 고딕" w:eastAsia="맑은 고딕"/>
+          <w:b w:val="0"/>
+          <w:sz w:val="20"/>
+        </w:rPr>
+        <w:t xml:space="preserve"> 형식으로 시도할 것. </w:t>
+      </w:r>
+      <w:r>
+        <w:rPr>
+          <w:rFonts w:ascii="맑은 고딕" w:hAnsi="맑은 고딕" w:eastAsia="맑은 고딕"/>
+          <w:b w:val="0"/>
+          <w:sz w:val="20"/>
+        </w:rPr>
+        <w:t xml:space="preserve">오류 번호를 기록</w:t>
+      </w:r>
+      <w:r>
+        <w:rPr>
+          <w:rFonts w:ascii="맑은 고딕" w:hAnsi="맑은 고딕" w:eastAsia="맑은 고딕"/>
+          <w:b w:val="0"/>
+          <w:sz w:val="20"/>
+        </w:rPr>
+        <w:t xml:space="preserve">하고 왜 그런지 밝힐 것</w:t>
       </w:r>
     </w:p>
     <w:p>
@@ -2532,7 +3708,39 @@
           <w:b w:val="0"/>
           <w:sz w:val="20"/>
         </w:rPr>
-        <w:t>- `SHOW OBSERVER` 를 실행할 것. **감시가 살아 있음을 나타내는 항목**을 지목할 것</w:t>
+        <w:t xml:space="preserve">- </w:t>
+      </w:r>
+      <w:r>
+        <w:rPr>
+          <w:rFonts w:ascii="Consolas" w:hAnsi="Consolas" w:eastAsia="맑은 고딕"/>
+          <w:b w:val="0"/>
+          <w:sz w:val="20"/>
+        </w:rPr>
+        <w:t xml:space="preserve">SHOW OBSERVER</w:t>
+      </w:r>
+      <w:r>
+        <w:rPr>
+          <w:rFonts w:ascii="맑은 고딕" w:hAnsi="맑은 고딕" w:eastAsia="맑은 고딕"/>
+          <w:b w:val="0"/>
+          <w:sz w:val="20"/>
+        </w:rPr>
+        <w:t xml:space="preserve"> 를 실행할 것. </w:t>
+      </w:r>
+      <w:r>
+        <w:rPr>
+          <w:rFonts w:ascii="맑은 고딕" w:hAnsi="맑은 고딕" w:eastAsia="맑은 고딕"/>
+          <w:b w:val="0"/>
+          <w:sz w:val="20"/>
+        </w:rPr>
+        <w:t xml:space="preserve">감시가 살아 있음을 나타내는 항목</w:t>
+      </w:r>
+      <w:r>
+        <w:rPr>
+          <w:rFonts w:ascii="맑은 고딕" w:hAnsi="맑은 고딕" w:eastAsia="맑은 고딕"/>
+          <w:b w:val="0"/>
+          <w:sz w:val="20"/>
+        </w:rPr>
+        <w:t xml:space="preserve">을 지목할 것</w:t>
       </w:r>
     </w:p>
     <w:p>
@@ -2601,7 +3809,23 @@
           <w:b w:val="0"/>
           <w:sz w:val="20"/>
         </w:rPr>
-        <w:t>- 활성화하고 `SHOW CONFIGURATION` 에서 무엇이 달라지는지 확인할 것</w:t>
+        <w:t xml:space="preserve">- 활성화하고 </w:t>
+      </w:r>
+      <w:r>
+        <w:rPr>
+          <w:rFonts w:ascii="Consolas" w:hAnsi="Consolas" w:eastAsia="맑은 고딕"/>
+          <w:b w:val="0"/>
+          <w:sz w:val="20"/>
+        </w:rPr>
+        <w:t xml:space="preserve">SHOW CONFIGURATION</w:t>
+      </w:r>
+      <w:r>
+        <w:rPr>
+          <w:rFonts w:ascii="맑은 고딕" w:hAnsi="맑은 고딕" w:eastAsia="맑은 고딕"/>
+          <w:b w:val="0"/>
+          <w:sz w:val="20"/>
+        </w:rPr>
+        <w:t xml:space="preserve"> 에서 무엇이 달라지는지 확인할 것</w:t>
       </w:r>
     </w:p>
     <w:p>
@@ -2629,7 +3853,39 @@
           <w:b w:val="0"/>
           <w:sz w:val="20"/>
         </w:rPr>
-        <w:t>- 임계값을 **너무 짧게** 잡았을 때와 **너무 길게** 잡았을 때의 위험을 각각 서술할 것</w:t>
+        <w:t xml:space="preserve">- 임계값을 </w:t>
+      </w:r>
+      <w:r>
+        <w:rPr>
+          <w:rFonts w:ascii="맑은 고딕" w:hAnsi="맑은 고딕" w:eastAsia="맑은 고딕"/>
+          <w:b w:val="0"/>
+          <w:sz w:val="20"/>
+        </w:rPr>
+        <w:t xml:space="preserve">너무 짧게</w:t>
+      </w:r>
+      <w:r>
+        <w:rPr>
+          <w:rFonts w:ascii="맑은 고딕" w:hAnsi="맑은 고딕" w:eastAsia="맑은 고딕"/>
+          <w:b w:val="0"/>
+          <w:sz w:val="20"/>
+        </w:rPr>
+        <w:t xml:space="preserve"> 잡았을 때와 </w:t>
+      </w:r>
+      <w:r>
+        <w:rPr>
+          <w:rFonts w:ascii="맑은 고딕" w:hAnsi="맑은 고딕" w:eastAsia="맑은 고딕"/>
+          <w:b w:val="0"/>
+          <w:sz w:val="20"/>
+        </w:rPr>
+        <w:t xml:space="preserve">너무 길게</w:t>
+      </w:r>
+      <w:r>
+        <w:rPr>
+          <w:rFonts w:ascii="맑은 고딕" w:hAnsi="맑은 고딕" w:eastAsia="맑은 고딕"/>
+          <w:b w:val="0"/>
+          <w:sz w:val="20"/>
+        </w:rPr>
+        <w:t xml:space="preserve"> 잡았을 때의 위험을 각각 서술할 것</w:t>
       </w:r>
     </w:p>
     <w:p>
@@ -2657,7 +3913,23 @@
           <w:b w:val="0"/>
           <w:sz w:val="20"/>
         </w:rPr>
-        <w:t>- FSFO 가 활성화된 상태에서 **수동으로 할 수 없게 되는 작업**이 있는지 확인할 것</w:t>
+        <w:t xml:space="preserve">- FSFO 가 활성화된 상태에서 </w:t>
+      </w:r>
+      <w:r>
+        <w:rPr>
+          <w:rFonts w:ascii="맑은 고딕" w:hAnsi="맑은 고딕" w:eastAsia="맑은 고딕"/>
+          <w:b w:val="0"/>
+          <w:sz w:val="20"/>
+        </w:rPr>
+        <w:t xml:space="preserve">수동으로 할 수 없게 되는 작업</w:t>
+      </w:r>
+      <w:r>
+        <w:rPr>
+          <w:rFonts w:ascii="맑은 고딕" w:hAnsi="맑은 고딕" w:eastAsia="맑은 고딕"/>
+          <w:b w:val="0"/>
+          <w:sz w:val="20"/>
+        </w:rPr>
+        <w:t xml:space="preserve">이 있는지 확인할 것</w:t>
       </w:r>
     </w:p>
     <w:p>
@@ -2698,7 +3970,23 @@
           <w:b w:val="0"/>
           <w:sz w:val="20"/>
         </w:rPr>
-        <w:t>- 자동 전환이 일어나기까지의 시간을 측정할 것. **임계값과의 차이**를 설명할 것</w:t>
+        <w:t xml:space="preserve">- 자동 전환이 일어나기까지의 시간을 측정할 것. </w:t>
+      </w:r>
+      <w:r>
+        <w:rPr>
+          <w:rFonts w:ascii="맑은 고딕" w:hAnsi="맑은 고딕" w:eastAsia="맑은 고딕"/>
+          <w:b w:val="0"/>
+          <w:sz w:val="20"/>
+        </w:rPr>
+        <w:t xml:space="preserve">임계값과의 차이</w:t>
+      </w:r>
+      <w:r>
+        <w:rPr>
+          <w:rFonts w:ascii="맑은 고딕" w:hAnsi="맑은 고딕" w:eastAsia="맑은 고딕"/>
+          <w:b w:val="0"/>
+          <w:sz w:val="20"/>
+        </w:rPr>
+        <w:t xml:space="preserve">를 설명할 것</w:t>
       </w:r>
     </w:p>
     <w:p>
@@ -2726,7 +4014,23 @@
           <w:b w:val="0"/>
           <w:sz w:val="20"/>
         </w:rPr>
-        <w:t>- **관측자가 전환을 한 번 거부하는 경우**가 있는지 확인할 것. 있다면 그 조건을 밝힐 것</w:t>
+        <w:t xml:space="preserve">- </w:t>
+      </w:r>
+      <w:r>
+        <w:rPr>
+          <w:rFonts w:ascii="맑은 고딕" w:hAnsi="맑은 고딕" w:eastAsia="맑은 고딕"/>
+          <w:b w:val="0"/>
+          <w:sz w:val="20"/>
+        </w:rPr>
+        <w:t xml:space="preserve">관측자가 전환을 한 번 거부하는 경우</w:t>
+      </w:r>
+      <w:r>
+        <w:rPr>
+          <w:rFonts w:ascii="맑은 고딕" w:hAnsi="맑은 고딕" w:eastAsia="맑은 고딕"/>
+          <w:b w:val="0"/>
+          <w:sz w:val="20"/>
+        </w:rPr>
+        <w:t xml:space="preserve">가 있는지 확인할 것. 있다면 그 조건을 밝힐 것</w:t>
       </w:r>
     </w:p>
     <w:p>
@@ -2740,7 +4044,23 @@
           <w:b w:val="0"/>
           <w:sz w:val="20"/>
         </w:rPr>
-        <w:t>- 자동 전환도 `OPEN RESETLOGS` 를 수반하는지 확인할 것</w:t>
+        <w:t xml:space="preserve">- 자동 전환도 </w:t>
+      </w:r>
+      <w:r>
+        <w:rPr>
+          <w:rFonts w:ascii="Consolas" w:hAnsi="Consolas" w:eastAsia="맑은 고딕"/>
+          <w:b w:val="0"/>
+          <w:sz w:val="20"/>
+        </w:rPr>
+        <w:t xml:space="preserve">OPEN RESETLOGS</w:t>
+      </w:r>
+      <w:r>
+        <w:rPr>
+          <w:rFonts w:ascii="맑은 고딕" w:hAnsi="맑은 고딕" w:eastAsia="맑은 고딕"/>
+          <w:b w:val="0"/>
+          <w:sz w:val="20"/>
+        </w:rPr>
+        <w:t xml:space="preserve"> 를 수반하는지 확인할 것</w:t>
       </w:r>
     </w:p>
     <w:p>
@@ -2768,7 +4088,39 @@
           <w:b w:val="0"/>
           <w:sz w:val="20"/>
         </w:rPr>
-        <w:t>- 옛 Primary 를 `MOUNT` 까지만 올릴 것. **자동 재편입까지 걸리는 시간**을 측정할 것</w:t>
+        <w:t xml:space="preserve">- 옛 Primary 를 </w:t>
+      </w:r>
+      <w:r>
+        <w:rPr>
+          <w:rFonts w:ascii="Consolas" w:hAnsi="Consolas" w:eastAsia="맑은 고딕"/>
+          <w:b w:val="0"/>
+          <w:sz w:val="20"/>
+        </w:rPr>
+        <w:t xml:space="preserve">MOUNT</w:t>
+      </w:r>
+      <w:r>
+        <w:rPr>
+          <w:rFonts w:ascii="맑은 고딕" w:hAnsi="맑은 고딕" w:eastAsia="맑은 고딕"/>
+          <w:b w:val="0"/>
+          <w:sz w:val="20"/>
+        </w:rPr>
+        <w:t xml:space="preserve"> 까지만 올릴 것. </w:t>
+      </w:r>
+      <w:r>
+        <w:rPr>
+          <w:rFonts w:ascii="맑은 고딕" w:hAnsi="맑은 고딕" w:eastAsia="맑은 고딕"/>
+          <w:b w:val="0"/>
+          <w:sz w:val="20"/>
+        </w:rPr>
+        <w:t xml:space="preserve">자동 재편입까지 걸리는 시간</w:t>
+      </w:r>
+      <w:r>
+        <w:rPr>
+          <w:rFonts w:ascii="맑은 고딕" w:hAnsi="맑은 고딕" w:eastAsia="맑은 고딕"/>
+          <w:b w:val="0"/>
+          <w:sz w:val="20"/>
+        </w:rPr>
+        <w:t xml:space="preserve">을 측정할 것</w:t>
       </w:r>
     </w:p>
     <w:p>
@@ -2872,7 +4224,23 @@
           <w:b w:val="0"/>
           <w:sz w:val="20"/>
         </w:rPr>
-        <w:t>- Standby 에서 백업을 수행할 것. **적용을 멈춰야 하는지** 판정하고 근거를 밝힐 것</w:t>
+        <w:t xml:space="preserve">- Standby 에서 백업을 수행할 것. </w:t>
+      </w:r>
+      <w:r>
+        <w:rPr>
+          <w:rFonts w:ascii="맑은 고딕" w:hAnsi="맑은 고딕" w:eastAsia="맑은 고딕"/>
+          <w:b w:val="0"/>
+          <w:sz w:val="20"/>
+        </w:rPr>
+        <w:t xml:space="preserve">적용을 멈춰야 하는지</w:t>
+      </w:r>
+      <w:r>
+        <w:rPr>
+          <w:rFonts w:ascii="맑은 고딕" w:hAnsi="맑은 고딕" w:eastAsia="맑은 고딕"/>
+          <w:b w:val="0"/>
+          <w:sz w:val="20"/>
+        </w:rPr>
+        <w:t xml:space="preserve"> 판정하고 근거를 밝힐 것</w:t>
       </w:r>
     </w:p>
     <w:p>
@@ -2886,7 +4254,23 @@
           <w:b w:val="0"/>
           <w:sz w:val="20"/>
         </w:rPr>
-        <w:t>- 백업한 조각을 Primary 에서 쓸 수 있는지 확인할 것. **DBID 와 연결**해 설명할 것</w:t>
+        <w:t xml:space="preserve">- 백업한 조각을 Primary 에서 쓸 수 있는지 확인할 것. </w:t>
+      </w:r>
+      <w:r>
+        <w:rPr>
+          <w:rFonts w:ascii="맑은 고딕" w:hAnsi="맑은 고딕" w:eastAsia="맑은 고딕"/>
+          <w:b w:val="0"/>
+          <w:sz w:val="20"/>
+        </w:rPr>
+        <w:t xml:space="preserve">DBID 와 연결</w:t>
+      </w:r>
+      <w:r>
+        <w:rPr>
+          <w:rFonts w:ascii="맑은 고딕" w:hAnsi="맑은 고딕" w:eastAsia="맑은 고딕"/>
+          <w:b w:val="0"/>
+          <w:sz w:val="20"/>
+        </w:rPr>
+        <w:t xml:space="preserve">해 설명할 것</w:t>
       </w:r>
     </w:p>
     <w:p>
@@ -2942,7 +4326,23 @@
           <w:b w:val="0"/>
           <w:sz w:val="20"/>
         </w:rPr>
-        <w:t>- 실습으로 만든 백업을 정리할 것. **등록 해제를 빠뜨리면** 무슨 일이 일어나는지와 그 정리 방법을 밝힐 것</w:t>
+        <w:t xml:space="preserve">- 실습으로 만든 백업을 정리할 것. </w:t>
+      </w:r>
+      <w:r>
+        <w:rPr>
+          <w:rFonts w:ascii="맑은 고딕" w:hAnsi="맑은 고딕" w:eastAsia="맑은 고딕"/>
+          <w:b w:val="0"/>
+          <w:sz w:val="20"/>
+        </w:rPr>
+        <w:t xml:space="preserve">등록 해제를 빠뜨리면</w:t>
+      </w:r>
+      <w:r>
+        <w:rPr>
+          <w:rFonts w:ascii="맑은 고딕" w:hAnsi="맑은 고딕" w:eastAsia="맑은 고딕"/>
+          <w:b w:val="0"/>
+          <w:sz w:val="20"/>
+        </w:rPr>
+        <w:t xml:space="preserve"> 무슨 일이 일어나는지와 그 정리 방법을 밝힐 것</w:t>
       </w:r>
     </w:p>
     <w:p>
@@ -2969,7 +4369,23 @@
           <w:b w:val="0"/>
           <w:sz w:val="20"/>
         </w:rPr>
-        <w:t>- 이 시험에서 `OPEN RESETLOGS` 가 몇 번 일어났는지 세고 각각을 밝힐 것</w:t>
+        <w:t xml:space="preserve">- 이 시험에서 </w:t>
+      </w:r>
+      <w:r>
+        <w:rPr>
+          <w:rFonts w:ascii="Consolas" w:hAnsi="Consolas" w:eastAsia="맑은 고딕"/>
+          <w:b w:val="0"/>
+          <w:sz w:val="20"/>
+        </w:rPr>
+        <w:t xml:space="preserve">OPEN RESETLOGS</w:t>
+      </w:r>
+      <w:r>
+        <w:rPr>
+          <w:rFonts w:ascii="맑은 고딕" w:hAnsi="맑은 고딕" w:eastAsia="맑은 고딕"/>
+          <w:b w:val="0"/>
+          <w:sz w:val="20"/>
+        </w:rPr>
+        <w:t xml:space="preserve"> 가 몇 번 일어났는지 세고 각각을 밝힐 것</w:t>
       </w:r>
     </w:p>
     <w:p>
@@ -2983,7 +4399,23 @@
           <w:b w:val="0"/>
           <w:sz w:val="20"/>
         </w:rPr>
-        <w:t>- `V$DATABASE_INCARNATION` 을 조회해 이력을 확인할 것</w:t>
+        <w:t xml:space="preserve">- </w:t>
+      </w:r>
+      <w:r>
+        <w:rPr>
+          <w:rFonts w:ascii="Consolas" w:hAnsi="Consolas" w:eastAsia="맑은 고딕"/>
+          <w:b w:val="0"/>
+          <w:sz w:val="20"/>
+        </w:rPr>
+        <w:t xml:space="preserve">V$DATABASE_INCARNATION</w:t>
+      </w:r>
+      <w:r>
+        <w:rPr>
+          <w:rFonts w:ascii="맑은 고딕" w:hAnsi="맑은 고딕" w:eastAsia="맑은 고딕"/>
+          <w:b w:val="0"/>
+          <w:sz w:val="20"/>
+        </w:rPr>
+        <w:t xml:space="preserve"> 을 조회해 이력을 확인할 것</w:t>
       </w:r>
     </w:p>
     <w:p>
@@ -2997,7 +4429,39 @@
           <w:b w:val="0"/>
           <w:sz w:val="20"/>
         </w:rPr>
-        <w:t>- `V$ARCHIVED_LOG` 에서 최대 시퀀스를 구할 때의 함정을 재현할 것. **현재 시퀀스와 비교**해 이상을 보이고 원인을 밝힐 것</w:t>
+        <w:t xml:space="preserve">- </w:t>
+      </w:r>
+      <w:r>
+        <w:rPr>
+          <w:rFonts w:ascii="Consolas" w:hAnsi="Consolas" w:eastAsia="맑은 고딕"/>
+          <w:b w:val="0"/>
+          <w:sz w:val="20"/>
+        </w:rPr>
+        <w:t xml:space="preserve">V$ARCHIVED_LOG</w:t>
+      </w:r>
+      <w:r>
+        <w:rPr>
+          <w:rFonts w:ascii="맑은 고딕" w:hAnsi="맑은 고딕" w:eastAsia="맑은 고딕"/>
+          <w:b w:val="0"/>
+          <w:sz w:val="20"/>
+        </w:rPr>
+        <w:t xml:space="preserve"> 에서 최대 시퀀스를 구할 때의 함정을 재현할 것. </w:t>
+      </w:r>
+      <w:r>
+        <w:rPr>
+          <w:rFonts w:ascii="맑은 고딕" w:hAnsi="맑은 고딕" w:eastAsia="맑은 고딕"/>
+          <w:b w:val="0"/>
+          <w:sz w:val="20"/>
+        </w:rPr>
+        <w:t xml:space="preserve">현재 시퀀스와 비교</w:t>
+      </w:r>
+      <w:r>
+        <w:rPr>
+          <w:rFonts w:ascii="맑은 고딕" w:hAnsi="맑은 고딕" w:eastAsia="맑은 고딕"/>
+          <w:b w:val="0"/>
+          <w:sz w:val="20"/>
+        </w:rPr>
+        <w:t xml:space="preserve">해 이상을 보이고 원인을 밝힐 것</w:t>
       </w:r>
     </w:p>
     <w:p>
@@ -3025,7 +4489,23 @@
           <w:b w:val="0"/>
           <w:sz w:val="20"/>
         </w:rPr>
-        <w:t>- `RESETLOGS` 이후의 백업 계획에 대한 지침을 세 가지 제시할 것</w:t>
+        <w:t xml:space="preserve">- </w:t>
+      </w:r>
+      <w:r>
+        <w:rPr>
+          <w:rFonts w:ascii="Consolas" w:hAnsi="Consolas" w:eastAsia="맑은 고딕"/>
+          <w:b w:val="0"/>
+          <w:sz w:val="20"/>
+        </w:rPr>
+        <w:t xml:space="preserve">RESETLOGS</w:t>
+      </w:r>
+      <w:r>
+        <w:rPr>
+          <w:rFonts w:ascii="맑은 고딕" w:hAnsi="맑은 고딕" w:eastAsia="맑은 고딕"/>
+          <w:b w:val="0"/>
+          <w:sz w:val="20"/>
+        </w:rPr>
+        <w:t xml:space="preserve"> 이후의 백업 계획에 대한 지침을 세 가지 제시할 것</w:t>
       </w:r>
     </w:p>
     <w:p>
@@ -3080,7 +4560,23 @@
           <w:b w:val="0"/>
           <w:sz w:val="20"/>
         </w:rPr>
-        <w:t>- **지연 값을 몇 번째로 보는지** 정하고 이유를 밝힐 것</w:t>
+        <w:t xml:space="preserve">- </w:t>
+      </w:r>
+      <w:r>
+        <w:rPr>
+          <w:rFonts w:ascii="맑은 고딕" w:hAnsi="맑은 고딕" w:eastAsia="맑은 고딕"/>
+          <w:b w:val="0"/>
+          <w:sz w:val="20"/>
+        </w:rPr>
+        <w:t xml:space="preserve">지연 값을 몇 번째로 보는지</w:t>
+      </w:r>
+      <w:r>
+        <w:rPr>
+          <w:rFonts w:ascii="맑은 고딕" w:hAnsi="맑은 고딕" w:eastAsia="맑은 고딕"/>
+          <w:b w:val="0"/>
+          <w:sz w:val="20"/>
+        </w:rPr>
+        <w:t xml:space="preserve"> 정하고 이유를 밝힐 것</w:t>
       </w:r>
     </w:p>
     <w:p>
@@ -3175,7 +4671,23 @@
           <w:b w:val="0"/>
           <w:sz w:val="20"/>
         </w:rPr>
-        <w:t>- **일간 · 주간 · 월간** 점검 항목을 나누어 표로 정리할 것. 각 항목의 조회와 기댓값을 포함할 것</w:t>
+        <w:t xml:space="preserve">- </w:t>
+      </w:r>
+      <w:r>
+        <w:rPr>
+          <w:rFonts w:ascii="맑은 고딕" w:hAnsi="맑은 고딕" w:eastAsia="맑은 고딕"/>
+          <w:b w:val="0"/>
+          <w:sz w:val="20"/>
+        </w:rPr>
+        <w:t xml:space="preserve">일간 · 주간 · 월간</w:t>
+      </w:r>
+      <w:r>
+        <w:rPr>
+          <w:rFonts w:ascii="맑은 고딕" w:hAnsi="맑은 고딕" w:eastAsia="맑은 고딕"/>
+          <w:b w:val="0"/>
+          <w:sz w:val="20"/>
+        </w:rPr>
+        <w:t xml:space="preserve"> 점검 항목을 나누어 표로 정리할 것. 각 항목의 조회와 기댓값을 포함할 것</w:t>
       </w:r>
     </w:p>
     <w:p>
@@ -3203,7 +4715,39 @@
           <w:b w:val="0"/>
           <w:sz w:val="20"/>
         </w:rPr>
-        <w:t>- 이 과정에서 만난 오류 번호 가운데 **"보면 즉시 조치해야 하는 것"** 다섯 가지와 **"정상인데 오해하기 쉬운 것"** 다섯 가지를 각각 들 것</w:t>
+        <w:t xml:space="preserve">- 이 과정에서 만난 오류 번호 가운데 </w:t>
+      </w:r>
+      <w:r>
+        <w:rPr>
+          <w:rFonts w:ascii="맑은 고딕" w:hAnsi="맑은 고딕" w:eastAsia="맑은 고딕"/>
+          <w:b w:val="0"/>
+          <w:sz w:val="20"/>
+        </w:rPr>
+        <w:t xml:space="preserve">"보면 즉시 조치해야 하는 것"</w:t>
+      </w:r>
+      <w:r>
+        <w:rPr>
+          <w:rFonts w:ascii="맑은 고딕" w:hAnsi="맑은 고딕" w:eastAsia="맑은 고딕"/>
+          <w:b w:val="0"/>
+          <w:sz w:val="20"/>
+        </w:rPr>
+        <w:t xml:space="preserve"> 다섯 가지와 </w:t>
+      </w:r>
+      <w:r>
+        <w:rPr>
+          <w:rFonts w:ascii="맑은 고딕" w:hAnsi="맑은 고딕" w:eastAsia="맑은 고딕"/>
+          <w:b w:val="0"/>
+          <w:sz w:val="20"/>
+        </w:rPr>
+        <w:t xml:space="preserve">"정상인데 오해하기 쉬운 것"</w:t>
+      </w:r>
+      <w:r>
+        <w:rPr>
+          <w:rFonts w:ascii="맑은 고딕" w:hAnsi="맑은 고딕" w:eastAsia="맑은 고딕"/>
+          <w:b w:val="0"/>
+          <w:sz w:val="20"/>
+        </w:rPr>
+        <w:t xml:space="preserve"> 다섯 가지를 각각 들 것</w:t>
       </w:r>
     </w:p>
     <w:p>
@@ -3231,7 +4775,23 @@
           <w:b w:val="0"/>
           <w:sz w:val="20"/>
         </w:rPr>
-        <w:t>- 원복 확인 — 이 시험에서 변경한 모든 항목을 한 번에 확인하는 조회를 작성하고 결과를 제시할 것. **플래시백과 FSFO 상태를 반드시 포함**할 것</w:t>
+        <w:t xml:space="preserve">- 원복 확인 — 이 시험에서 변경한 모든 항목을 한 번에 확인하는 조회를 작성하고 결과를 제시할 것. </w:t>
+      </w:r>
+      <w:r>
+        <w:rPr>
+          <w:rFonts w:ascii="맑은 고딕" w:hAnsi="맑은 고딕" w:eastAsia="맑은 고딕"/>
+          <w:b w:val="0"/>
+          <w:sz w:val="20"/>
+        </w:rPr>
+        <w:t xml:space="preserve">플래시백과 FSFO 상태를 반드시 포함</w:t>
+      </w:r>
+      <w:r>
+        <w:rPr>
+          <w:rFonts w:ascii="맑은 고딕" w:hAnsi="맑은 고딕" w:eastAsia="맑은 고딕"/>
+          <w:b w:val="0"/>
+          <w:sz w:val="20"/>
+        </w:rPr>
+        <w:t xml:space="preserve">할 것</w:t>
       </w:r>
     </w:p>
     <w:tbl>
@@ -3441,7 +5001,15 @@
                 <w:b w:val="0"/>
                 <w:sz w:val="19"/>
               </w:rPr>
-              <w:t>**소요 시간 측정을 지시한 과제(2·3·8·9·12번)에서 초 단위 값이 없는 경우** 해당 과제 배점의 50%</w:t>
+              <w:t xml:space="preserve">소요 시간 측정을 지시한 과제(2·3·8·9·12번)에서 초 단위 값이 없는 경우</w:t>
+            </w:r>
+            <w:r>
+              <w:rPr>
+                <w:rFonts w:ascii="맑은 고딕" w:hAnsi="맑은 고딕" w:eastAsia="맑은 고딕"/>
+                <w:b w:val="0"/>
+                <w:sz w:val="19"/>
+              </w:rPr>
+              <w:t xml:space="preserve"> 해당 과제 배점의 50%</w:t>
             </w:r>
           </w:p>
         </w:tc>
@@ -3516,7 +5084,15 @@
                 <w:b w:val="0"/>
                 <w:sz w:val="19"/>
               </w:rPr>
-              <w:t>**2번만 하고 3번을 하지 않아 역할이 뒤바뀐 채로 종료한 경우** 시험 전체 0점</w:t>
+              <w:t xml:space="preserve">2번만 하고 3번을 하지 않아 역할이 뒤바뀐 채로 종료한 경우</w:t>
+            </w:r>
+            <w:r>
+              <w:rPr>
+                <w:rFonts w:ascii="맑은 고딕" w:hAnsi="맑은 고딕" w:eastAsia="맑은 고딕"/>
+                <w:b w:val="0"/>
+                <w:sz w:val="19"/>
+              </w:rPr>
+              <w:t xml:space="preserve"> 시험 전체 0점</w:t>
             </w:r>
           </w:p>
         </w:tc>
@@ -3553,7 +5129,15 @@
                 <w:b w:val="0"/>
                 <w:sz w:val="19"/>
               </w:rPr>
-              <w:t>**8번만 하고 9번을 하지 않아 옛 Primary 가 죽은 채로 종료한 경우** 시험 전체 0점</w:t>
+              <w:t xml:space="preserve">8번만 하고 9번을 하지 않아 옛 Primary 가 죽은 채로 종료한 경우</w:t>
+            </w:r>
+            <w:r>
+              <w:rPr>
+                <w:rFonts w:ascii="맑은 고딕" w:hAnsi="맑은 고딕" w:eastAsia="맑은 고딕"/>
+                <w:b w:val="0"/>
+                <w:sz w:val="19"/>
+              </w:rPr>
+              <w:t xml:space="preserve"> 시험 전체 0점</w:t>
             </w:r>
           </w:p>
         </w:tc>
@@ -3590,7 +5174,15 @@
                 <w:b w:val="0"/>
                 <w:sz w:val="19"/>
               </w:rPr>
-              <w:t>**12번 뒤에 관측자를 정지하지 않아 프로세스가 남은 경우** Section 4 전체 0점</w:t>
+              <w:t xml:space="preserve">12번 뒤에 관측자를 정지하지 않아 프로세스가 남은 경우</w:t>
+            </w:r>
+            <w:r>
+              <w:rPr>
+                <w:rFonts w:ascii="맑은 고딕" w:hAnsi="맑은 고딕" w:eastAsia="맑은 고딕"/>
+                <w:b w:val="0"/>
+                <w:sz w:val="19"/>
+              </w:rPr>
+              <w:t xml:space="preserve"> Section 4 전체 0점</w:t>
             </w:r>
           </w:p>
         </w:tc>
@@ -3703,7 +5295,23 @@
                 <w:b w:val="0"/>
                 <w:sz w:val="19"/>
               </w:rPr>
-              <w:t>100점 만점에 70점 이상. **Section 3 에서 12점 미만이면 총점과 무관하게 불합격** (되살리기가 이 과정의 핵심이다)</w:t>
+              <w:t xml:space="preserve">100점 만점에 70점 이상. </w:t>
+            </w:r>
+            <w:r>
+              <w:rPr>
+                <w:rFonts w:ascii="맑은 고딕" w:hAnsi="맑은 고딕" w:eastAsia="맑은 고딕"/>
+                <w:b w:val="0"/>
+                <w:sz w:val="19"/>
+              </w:rPr>
+              <w:t xml:space="preserve">Section 3 에서 12점 미만이면 총점과 무관하게 불합격</w:t>
+            </w:r>
+            <w:r>
+              <w:rPr>
+                <w:rFonts w:ascii="맑은 고딕" w:hAnsi="맑은 고딕" w:eastAsia="맑은 고딕"/>
+                <w:b w:val="0"/>
+                <w:sz w:val="19"/>
+              </w:rPr>
+              <w:t xml:space="preserve"> (되살리기가 이 과정의 핵심이다)</w:t>
             </w:r>
           </w:p>
         </w:tc>
@@ -3711,6 +5319,8 @@
     </w:tbl>
     <w:p/>
     <w:sectPr>
+      <w:headerReference w:type="default" r:id="rId9"/>
+      <w:footerReference w:type="default" r:id="rId10"/>
       <w:pgSz w:w="12240" w:h="15840"/>
       <w:pgMar w:top="1440" w:right="1584" w:bottom="1440" w:left="1584" w:header="720" w:footer="720" w:gutter="0"/>
       <w:cols w:space="720"/>
@@ -3718,6 +5328,26 @@
     </w:sectPr>
   </w:body>
 </w:document>
+</file>
+
+<file path=word/footer1.xml><?xml version="1.0" encoding="utf-8"?>
+<w:ftr xmlns:m="http://schemas.openxmlformats.org/officeDocument/2006/math" xmlns:mc="http://schemas.openxmlformats.org/markup-compatibility/2006" xmlns:mo="http://schemas.microsoft.com/office/mac/office/2008/main" xmlns:mv="urn:schemas-microsoft-com:mac:vml" xmlns:o="urn:schemas-microsoft-com:office:office" xmlns:r="http://schemas.openxmlformats.org/officeDocument/2006/relationships" xmlns:v="urn:schemas-microsoft-com:vml" xmlns:w10="urn:schemas-microsoft-com:office:word" xmlns:w14="http://schemas.microsoft.com/office/word/2010/wordml" xmlns:w="http://schemas.openxmlformats.org/wordprocessingml/2006/main" xmlns:wne="http://schemas.microsoft.com/office/word/2006/wordml" xmlns:wp14="http://schemas.microsoft.com/office/word/2010/wordprocessingDrawing" xmlns:wp="http://schemas.openxmlformats.org/drawingml/2006/wordprocessingDrawing" xmlns:wpc="http://schemas.microsoft.com/office/word/2010/wordprocessingCanvas" xmlns:wpg="http://schemas.microsoft.com/office/word/2010/wordprocessingGroup" xmlns:wpi="http://schemas.microsoft.com/office/word/2010/wordprocessingInk" xmlns:wps="http://schemas.microsoft.com/office/word/2010/wordprocessingShape" mc:Ignorable="w14 wp14">
+  <w:p>
+    <w:pPr>
+      <w:pStyle w:val="Footer"/>
+    </w:pPr>
+  </w:p>
+</w:ftr>
+</file>
+
+<file path=word/header1.xml><?xml version="1.0" encoding="utf-8"?>
+<w:hdr xmlns:m="http://schemas.openxmlformats.org/officeDocument/2006/math" xmlns:mc="http://schemas.openxmlformats.org/markup-compatibility/2006" xmlns:mo="http://schemas.microsoft.com/office/mac/office/2008/main" xmlns:mv="urn:schemas-microsoft-com:mac:vml" xmlns:o="urn:schemas-microsoft-com:office:office" xmlns:r="http://schemas.openxmlformats.org/officeDocument/2006/relationships" xmlns:v="urn:schemas-microsoft-com:vml" xmlns:w10="urn:schemas-microsoft-com:office:word" xmlns:w14="http://schemas.microsoft.com/office/word/2010/wordml" xmlns:w="http://schemas.openxmlformats.org/wordprocessingml/2006/main" xmlns:wne="http://schemas.microsoft.com/office/word/2006/wordml" xmlns:wp14="http://schemas.microsoft.com/office/word/2010/wordprocessingDrawing" xmlns:wp="http://schemas.openxmlformats.org/drawingml/2006/wordprocessingDrawing" xmlns:wpc="http://schemas.microsoft.com/office/word/2010/wordprocessingCanvas" xmlns:wpg="http://schemas.microsoft.com/office/word/2010/wordprocessingGroup" xmlns:wpi="http://schemas.microsoft.com/office/word/2010/wordprocessingInk" xmlns:wps="http://schemas.microsoft.com/office/word/2010/wordprocessingShape" mc:Ignorable="w14 wp14">
+  <w:p>
+    <w:pPr>
+      <w:pStyle w:val="Header"/>
+    </w:pPr>
+  </w:p>
+</w:hdr>
 </file>
 
 <file path=word/numbering.xml><?xml version="1.0" encoding="utf-8"?>
